--- a/klagomål/A 7034-2026 FSC-klagomål.docx
+++ b/klagomål/A 7034-2026 FSC-klagomål.docx
@@ -753,7 +753,7 @@
     <w:r>
       <w:tab/>
       <w:tab/>
-      <w:t>2026-02-22</w:t>
+      <w:t>2026-02-23</w:t>
       <w:br/>
       <w:br/>
     </w:r>

--- a/klagomål/A 7034-2026 FSC-klagomål.docx
+++ b/klagomål/A 7034-2026 FSC-klagomål.docx
@@ -753,7 +753,7 @@
     <w:r>
       <w:tab/>
       <w:tab/>
-      <w:t>2026-02-23</w:t>
+      <w:t>2026-02-24</w:t>
       <w:br/>
       <w:br/>
     </w:r>

--- a/klagomål/A 7034-2026 FSC-klagomål.docx
+++ b/klagomål/A 7034-2026 FSC-klagomål.docx
@@ -753,7 +753,7 @@
     <w:r>
       <w:tab/>
       <w:tab/>
-      <w:t>2026-02-24</w:t>
+      <w:t>2026-02-25</w:t>
       <w:br/>
       <w:br/>
     </w:r>

--- a/klagomål/A 7034-2026 FSC-klagomål.docx
+++ b/klagomål/A 7034-2026 FSC-klagomål.docx
@@ -753,7 +753,7 @@
     <w:r>
       <w:tab/>
       <w:tab/>
-      <w:t>2026-02-25</w:t>
+      <w:t>2026-02-26</w:t>
       <w:br/>
       <w:br/>
     </w:r>

--- a/klagomål/A 7034-2026 FSC-klagomål.docx
+++ b/klagomål/A 7034-2026 FSC-klagomål.docx
@@ -753,7 +753,7 @@
     <w:r>
       <w:tab/>
       <w:tab/>
-      <w:t>2026-02-26</w:t>
+      <w:t>2026-02-28</w:t>
       <w:br/>
       <w:br/>
     </w:r>

--- a/klagomål/A 7034-2026 FSC-klagomål.docx
+++ b/klagomål/A 7034-2026 FSC-klagomål.docx
@@ -753,7 +753,7 @@
     <w:r>
       <w:tab/>
       <w:tab/>
-      <w:t>2026-02-28</w:t>
+      <w:t>2026-03-01</w:t>
       <w:br/>
       <w:br/>
     </w:r>

--- a/klagomål/A 7034-2026 FSC-klagomål.docx
+++ b/klagomål/A 7034-2026 FSC-klagomål.docx
@@ -753,7 +753,7 @@
     <w:r>
       <w:tab/>
       <w:tab/>
-      <w:t>2026-03-01</w:t>
+      <w:t>2026-03-02</w:t>
       <w:br/>
       <w:br/>
     </w:r>

--- a/klagomål/A 7034-2026 FSC-klagomål.docx
+++ b/klagomål/A 7034-2026 FSC-klagomål.docx
@@ -280,7 +280,7 @@
         <w:rPr>
           <w:i/>
         </w:rPr>
-        <w:t xml:space="preserve"> 9070 Trädklädd betesmark </w:t>
+        <w:t xml:space="preserve"> 9070 Trädklädd betesmark</w:t>
       </w:r>
       <w:r>
         <w:t xml:space="preserve"> (SLU Artdatabanken, 2024).</w:t>
@@ -753,7 +753,7 @@
     <w:r>
       <w:tab/>
       <w:tab/>
-      <w:t>2026-03-02</w:t>
+      <w:t>2026-03-03</w:t>
       <w:br/>
       <w:br/>
     </w:r>

--- a/klagomål/A 7034-2026 FSC-klagomål.docx
+++ b/klagomål/A 7034-2026 FSC-klagomål.docx
@@ -753,7 +753,7 @@
     <w:r>
       <w:tab/>
       <w:tab/>
-      <w:t>2026-03-03</w:t>
+      <w:t>2026-03-04</w:t>
       <w:br/>
       <w:br/>
     </w:r>

--- a/klagomål/A 7034-2026 FSC-klagomål.docx
+++ b/klagomål/A 7034-2026 FSC-klagomål.docx
@@ -753,7 +753,7 @@
     <w:r>
       <w:tab/>
       <w:tab/>
-      <w:t>2026-03-04</w:t>
+      <w:t>2026-03-05</w:t>
       <w:br/>
       <w:br/>
     </w:r>

--- a/klagomål/A 7034-2026 FSC-klagomål.docx
+++ b/klagomål/A 7034-2026 FSC-klagomål.docx
@@ -753,7 +753,7 @@
     <w:r>
       <w:tab/>
       <w:tab/>
-      <w:t>2026-03-05</w:t>
+      <w:t>2026-03-06</w:t>
       <w:br/>
       <w:br/>
     </w:r>

--- a/klagomål/A 7034-2026 FSC-klagomål.docx
+++ b/klagomål/A 7034-2026 FSC-klagomål.docx
@@ -753,7 +753,7 @@
     <w:r>
       <w:tab/>
       <w:tab/>
-      <w:t>2026-03-06</w:t>
+      <w:t>2026-03-07</w:t>
       <w:br/>
       <w:br/>
     </w:r>

--- a/klagomål/A 7034-2026 FSC-klagomål.docx
+++ b/klagomål/A 7034-2026 FSC-klagomål.docx
@@ -753,7 +753,7 @@
     <w:r>
       <w:tab/>
       <w:tab/>
-      <w:t>2026-03-07</w:t>
+      <w:t>2026-03-08</w:t>
       <w:br/>
       <w:br/>
     </w:r>

--- a/klagomål/A 7034-2026 FSC-klagomål.docx
+++ b/klagomål/A 7034-2026 FSC-klagomål.docx
@@ -753,7 +753,7 @@
     <w:r>
       <w:tab/>
       <w:tab/>
-      <w:t>2026-03-08</w:t>
+      <w:t>2026-03-09</w:t>
       <w:br/>
       <w:br/>
     </w:r>

--- a/klagomål/A 7034-2026 FSC-klagomål.docx
+++ b/klagomål/A 7034-2026 FSC-klagomål.docx
@@ -753,7 +753,7 @@
     <w:r>
       <w:tab/>
       <w:tab/>
-      <w:t>2026-03-09</w:t>
+      <w:t>2026-03-10</w:t>
       <w:br/>
       <w:br/>
     </w:r>

--- a/klagomål/A 7034-2026 FSC-klagomål.docx
+++ b/klagomål/A 7034-2026 FSC-klagomål.docx
@@ -753,7 +753,7 @@
     <w:r>
       <w:tab/>
       <w:tab/>
-      <w:t>2026-03-10</w:t>
+      <w:t>2026-03-11</w:t>
       <w:br/>
       <w:br/>
     </w:r>

--- a/klagomål/A 7034-2026 FSC-klagomål.docx
+++ b/klagomål/A 7034-2026 FSC-klagomål.docx
@@ -753,7 +753,7 @@
     <w:r>
       <w:tab/>
       <w:tab/>
-      <w:t>2026-03-11</w:t>
+      <w:t>2026-03-12</w:t>
       <w:br/>
       <w:br/>
     </w:r>

--- a/klagomål/A 7034-2026 FSC-klagomål.docx
+++ b/klagomål/A 7034-2026 FSC-klagomål.docx
@@ -753,7 +753,7 @@
     <w:r>
       <w:tab/>
       <w:tab/>
-      <w:t>2026-03-12</w:t>
+      <w:t>2026-03-13</w:t>
       <w:br/>
       <w:br/>
     </w:r>

--- a/klagomål/A 7034-2026 FSC-klagomål.docx
+++ b/klagomål/A 7034-2026 FSC-klagomål.docx
@@ -780,7 +780,7 @@
     <w:r>
       <w:tab/>
       <w:tab/>
-      <w:t>2026-04-14</w:t>
+      <w:t>2026-04-15</w:t>
       <w:br/>
       <w:br/>
     </w:r>

--- a/klagomål/A 7034-2026 FSC-klagomål.docx
+++ b/klagomål/A 7034-2026 FSC-klagomål.docx
@@ -780,7 +780,7 @@
     <w:r>
       <w:tab/>
       <w:tab/>
-      <w:t>2026-04-15</w:t>
+      <w:t>2026-04-16</w:t>
       <w:br/>
       <w:br/>
     </w:r>

--- a/klagomål/A 7034-2026 FSC-klagomål.docx
+++ b/klagomål/A 7034-2026 FSC-klagomål.docx
@@ -780,7 +780,7 @@
     <w:r>
       <w:tab/>
       <w:tab/>
-      <w:t>2026-04-16</w:t>
+      <w:t>2026-04-17</w:t>
       <w:br/>
       <w:br/>
     </w:r>

--- a/klagomål/A 7034-2026 FSC-klagomål.docx
+++ b/klagomål/A 7034-2026 FSC-klagomål.docx
@@ -780,7 +780,7 @@
     <w:r>
       <w:tab/>
       <w:tab/>
-      <w:t>2026-04-17</w:t>
+      <w:t>2026-04-18</w:t>
       <w:br/>
       <w:br/>
     </w:r>

--- a/klagomål/A 7034-2026 FSC-klagomål.docx
+++ b/klagomål/A 7034-2026 FSC-klagomål.docx
@@ -780,7 +780,7 @@
     <w:r>
       <w:tab/>
       <w:tab/>
-      <w:t>2026-04-18</w:t>
+      <w:t>2026-04-19</w:t>
       <w:br/>
       <w:br/>
     </w:r>

--- a/klagomål/A 7034-2026 FSC-klagomål.docx
+++ b/klagomål/A 7034-2026 FSC-klagomål.docx
@@ -780,7 +780,7 @@
     <w:r>
       <w:tab/>
       <w:tab/>
-      <w:t>2026-04-19</w:t>
+      <w:t>2026-04-20</w:t>
       <w:br/>
       <w:br/>
     </w:r>

--- a/klagomål/A 7034-2026 FSC-klagomål.docx
+++ b/klagomål/A 7034-2026 FSC-klagomål.docx
@@ -780,7 +780,7 @@
     <w:r>
       <w:tab/>
       <w:tab/>
-      <w:t>2026-04-20</w:t>
+      <w:t>2026-04-21</w:t>
       <w:br/>
       <w:br/>
     </w:r>

--- a/klagomål/A 7034-2026 FSC-klagomål.docx
+++ b/klagomål/A 7034-2026 FSC-klagomål.docx
@@ -780,7 +780,7 @@
     <w:r>
       <w:tab/>
       <w:tab/>
-      <w:t>2026-04-21</w:t>
+      <w:t>2026-04-22</w:t>
       <w:br/>
       <w:br/>
     </w:r>

--- a/klagomål/A 7034-2026 FSC-klagomål.docx
+++ b/klagomål/A 7034-2026 FSC-klagomål.docx
@@ -780,7 +780,7 @@
     <w:r>
       <w:tab/>
       <w:tab/>
-      <w:t>2026-04-22</w:t>
+      <w:t>2026-04-23</w:t>
       <w:br/>
       <w:br/>
     </w:r>

--- a/klagomål/A 7034-2026 FSC-klagomål.docx
+++ b/klagomål/A 7034-2026 FSC-klagomål.docx
@@ -780,7 +780,7 @@
     <w:r>
       <w:tab/>
       <w:tab/>
-      <w:t>2026-04-23</w:t>
+      <w:t>2026-04-24</w:t>
       <w:br/>
       <w:br/>
     </w:r>

--- a/klagomål/A 7034-2026 FSC-klagomål.docx
+++ b/klagomål/A 7034-2026 FSC-klagomål.docx
@@ -780,7 +780,7 @@
     <w:r>
       <w:tab/>
       <w:tab/>
-      <w:t>2026-04-24</w:t>
+      <w:t>2026-04-25</w:t>
       <w:br/>
       <w:br/>
     </w:r>

--- a/klagomål/A 7034-2026 FSC-klagomål.docx
+++ b/klagomål/A 7034-2026 FSC-klagomål.docx
@@ -780,7 +780,7 @@
     <w:r>
       <w:tab/>
       <w:tab/>
-      <w:t>2026-04-25</w:t>
+      <w:t>2026-04-26</w:t>
       <w:br/>
       <w:br/>
     </w:r>

--- a/klagomål/A 7034-2026 FSC-klagomål.docx
+++ b/klagomål/A 7034-2026 FSC-klagomål.docx
@@ -780,7 +780,7 @@
     <w:r>
       <w:tab/>
       <w:tab/>
-      <w:t>2026-04-26</w:t>
+      <w:t>2026-04-27</w:t>
       <w:br/>
       <w:br/>
     </w:r>

--- a/klagomål/A 7034-2026 FSC-klagomål.docx
+++ b/klagomål/A 7034-2026 FSC-klagomål.docx
@@ -780,7 +780,7 @@
     <w:r>
       <w:tab/>
       <w:tab/>
-      <w:t>2026-04-27</w:t>
+      <w:t>2026-04-28</w:t>
       <w:br/>
       <w:br/>
     </w:r>

--- a/klagomål/A 7034-2026 FSC-klagomål.docx
+++ b/klagomål/A 7034-2026 FSC-klagomål.docx
@@ -780,7 +780,7 @@
     <w:r>
       <w:tab/>
       <w:tab/>
-      <w:t>2026-04-28</w:t>
+      <w:t>2026-04-29</w:t>
       <w:br/>
       <w:br/>
     </w:r>

--- a/klagomål/A 7034-2026 FSC-klagomål.docx
+++ b/klagomål/A 7034-2026 FSC-klagomål.docx
@@ -780,7 +780,7 @@
     <w:r>
       <w:tab/>
       <w:tab/>
-      <w:t>2026-04-29</w:t>
+      <w:t>2026-04-30</w:t>
       <w:br/>
       <w:br/>
     </w:r>

--- a/klagomål/A 7034-2026 FSC-klagomål.docx
+++ b/klagomål/A 7034-2026 FSC-klagomål.docx
@@ -780,7 +780,7 @@
     <w:r>
       <w:tab/>
       <w:tab/>
-      <w:t>2026-06-15</w:t>
+      <w:t>2026-06-16</w:t>
       <w:br/>
       <w:br/>
     </w:r>

--- a/klagomål/A 7034-2026 FSC-klagomål.docx
+++ b/klagomål/A 7034-2026 FSC-klagomål.docx
@@ -780,7 +780,7 @@
     <w:r>
       <w:tab/>
       <w:tab/>
-      <w:t>2026-06-16</w:t>
+      <w:t>2026-06-17</w:t>
       <w:br/>
       <w:br/>
     </w:r>

--- a/klagomål/A 7034-2026 FSC-klagomål.docx
+++ b/klagomål/A 7034-2026 FSC-klagomål.docx
@@ -1,6 +1,6 @@
 
 <file path=word/document.xml><?xml version="1.0" encoding="utf-8"?>
-<w:document xmlns:wpc="http://schemas.microsoft.com/office/word/2010/wordprocessingCanvas" xmlns:cx="http://schemas.microsoft.com/office/drawing/2014/chartex" xmlns:cx1="http://schemas.microsoft.com/office/drawing/2015/9/8/chartex" xmlns:cx2="http://schemas.microsoft.com/office/drawing/2015/10/21/chartex" xmlns:cx3="http://schemas.microsoft.com/office/drawing/2016/5/9/chartex" xmlns:cx4="http://schemas.microsoft.com/office/drawing/2016/5/10/chartex" xmlns:cx5="http://schemas.microsoft.com/office/drawing/2016/5/11/chartex" xmlns:cx6="http://schemas.microsoft.com/office/drawing/2016/5/12/chartex" xmlns:cx7="http://schemas.microsoft.com/office/drawing/2016/5/13/chartex" xmlns:cx8="http://schemas.microsoft.com/office/drawing/2016/5/14/chartex" xmlns:mc="http://schemas.openxmlformats.org/markup-compatibility/2006" xmlns:aink="http://schemas.microsoft.com/office/drawing/2016/ink" xmlns:am3d="http://schemas.microsoft.com/office/drawing/2017/model3d" xmlns:o="urn:schemas-microsoft-com:office:office" xmlns:oel="http://schemas.microsoft.com/office/2019/extlst" xmlns:r="http://schemas.openxmlformats.org/officeDocument/2006/relationships" xmlns:m="http://schemas.openxmlformats.org/officeDocument/2006/math" xmlns:v="urn:schemas-microsoft-com:vml" xmlns:wp14="http://schemas.microsoft.com/office/word/2010/wordprocessingDrawing" xmlns:wp="http://schemas.openxmlformats.org/drawingml/2006/wordprocessingDrawing" xmlns:w10="urn:schemas-microsoft-com:office:word" xmlns:w="http://schemas.openxmlformats.org/wordprocessingml/2006/main" xmlns:w14="http://schemas.microsoft.com/office/word/2010/wordml" xmlns:w15="http://schemas.microsoft.com/office/word/2012/wordml" xmlns:w16cex="http://schemas.microsoft.com/office/word/2018/wordml/cex" xmlns:w16cid="http://schemas.microsoft.com/office/word/2016/wordml/cid" xmlns:w16="http://schemas.microsoft.com/office/word/2018/wordml" xmlns:w16sdtdh="http://schemas.microsoft.com/office/word/2020/wordml/sdtdatahash" xmlns:w16se="http://schemas.microsoft.com/office/word/2015/wordml/symex" xmlns:wpg="http://schemas.microsoft.com/office/word/2010/wordprocessingGroup" xmlns:wpi="http://schemas.microsoft.com/office/word/2010/wordprocessingInk" xmlns:wne="http://schemas.microsoft.com/office/word/2006/wordml" xmlns:wps="http://schemas.microsoft.com/office/word/2010/wordprocessingShape" mc:Ignorable="w14 w15 w16se w16cid w16 w16cex w16sdtdh wp14">
+<w:document xmlns:wpc="http://schemas.microsoft.com/office/word/2010/wordprocessingCanvas" xmlns:cx="http://schemas.microsoft.com/office/drawing/2014/chartex" xmlns:cx1="http://schemas.microsoft.com/office/drawing/2015/9/8/chartex" xmlns:cx2="http://schemas.microsoft.com/office/drawing/2015/10/21/chartex" xmlns:cx3="http://schemas.microsoft.com/office/drawing/2016/5/9/chartex" xmlns:cx4="http://schemas.microsoft.com/office/drawing/2016/5/10/chartex" xmlns:cx5="http://schemas.microsoft.com/office/drawing/2016/5/11/chartex" xmlns:cx6="http://schemas.microsoft.com/office/drawing/2016/5/12/chartex" xmlns:cx7="http://schemas.microsoft.com/office/drawing/2016/5/13/chartex" xmlns:cx8="http://schemas.microsoft.com/office/drawing/2016/5/14/chartex" xmlns:mc="http://schemas.openxmlformats.org/markup-compatibility/2006" xmlns:aink="http://schemas.microsoft.com/office/drawing/2016/ink" xmlns:am3d="http://schemas.microsoft.com/office/drawing/2017/model3d" xmlns:o="urn:schemas-microsoft-com:office:office" xmlns:oel="http://schemas.microsoft.com/office/2019/extlst" xmlns:r="http://schemas.openxmlformats.org/officeDocument/2006/relationships" xmlns:m="http://schemas.openxmlformats.org/officeDocument/2006/math" xmlns:v="urn:schemas-microsoft-com:vml" xmlns:wp14="http://schemas.microsoft.com/office/word/2010/wordprocessingDrawing" xmlns:wp="http://schemas.openxmlformats.org/drawingml/2006/wordprocessingDrawing" xmlns:w10="urn:schemas-microsoft-com:office:word" xmlns:w="http://schemas.openxmlformats.org/wordprocessingml/2006/main" xmlns:w14="http://schemas.microsoft.com/office/word/2010/wordml" xmlns:w15="http://schemas.microsoft.com/office/word/2012/wordml" xmlns:w16cex="http://schemas.microsoft.com/office/word/2018/wordml/cex" xmlns:w16cid="http://schemas.microsoft.com/office/word/2016/wordml/cid" xmlns:w16="http://schemas.microsoft.com/office/word/2018/wordml" xmlns:w16du="http://schemas.microsoft.com/office/word/2023/wordml/word16du" xmlns:w16sdtdh="http://schemas.microsoft.com/office/word/2020/wordml/sdtdatahash" xmlns:w16sdtfl="http://schemas.microsoft.com/office/word/2024/wordml/sdtformatlock" xmlns:w16se="http://schemas.microsoft.com/office/word/2015/wordml/symex" xmlns:wpg="http://schemas.microsoft.com/office/word/2010/wordprocessingGroup" xmlns:wpi="http://schemas.microsoft.com/office/word/2010/wordprocessingInk" xmlns:wne="http://schemas.microsoft.com/office/word/2006/wordml" xmlns:wps="http://schemas.microsoft.com/office/word/2010/wordprocessingShape" mc:Ignorable="w14 w15 w16se w16cid w16 w16cex w16sdtdh w16sdtfl w16du wp14">
   <w:body>
     <w:p>
       <w:r>
@@ -168,7 +168,7 @@
     </w:p>
     <w:p>
       <w:r>
-        <w:t>Detta dokument behandlar höga naturvärden i avverkningsanmälan A 7034-2026 i Åre kommun. Denna avverkningsanmälan inkom 2026-02-04 00:00:00 och omfattar 12,9 ha.</w:t>
+        <w:t>Detta dokument behandlar höga naturvärden i avverkningsanmälan A 7034-2026 i Åre kommun som inkom 2026-02-04 och omfattar 12,9 ha.</w:t>
       </w:r>
     </w:p>
     <w:p>
@@ -191,12 +191,15 @@
     </w:p>
     <w:p>
       <w:r>
-        <w:t>I avverkningsanmälan har följande 8 naturvårdsarter hittats: borgsjömusseron (VU), garnlav (NT), granticka (NT), liten svartspik (NT), vitgrynig nållav (NT), diskvaxskivling (S), svavelriska (S) och trådticka (S). Av dessa är 5 rödlistade. För rödlistade arter har rödlistekategorin angivits inom parentes. Arter som är signalarter enligt Skogsstyrelsen har markerats med (S).</w:t>
+        <w:t>I avverkningsanmälan har följande 7 naturvårdsarter hittats: borgsjömusseron (VU), garnlav (VU, T), liten svartspik (NT), vitgrynig nållav (NT), diskvaxskivling (S), svavelriska (S) och trådticka (S, T). Av dessa är 4 rödlistade. För rödlistade arter har rödlistekategorin angivits inom parentes. Arter som är signalarter enligt Skogsstyrelsen har markerats med (S). Typiska arter inom Natura 2000 som är kopplade till skogsekosystem har markerats med (T).</w:t>
       </w:r>
     </w:p>
     <w:p>
       <w:r>
-        <w:t>De påträffade naturvårdsarterna är ett tydligt kvitto på att detta rör sig om en skog med höga naturvärden. I Figur 1 visas en karta över det avverkningsanmälda området, där samtliga fyndplatser för naturvårdsarter som finns registrerade på Artportalen har markerats.</w:t>
+        <w:t>De påträffade naturvårdsarterna är ett tydligt kvitto på att det rör sig om en skog med höga naturvärden.</w:t>
+      </w:r>
+      <w:r>
+        <w:t xml:space="preserve"> I Figur 1 visas fyndplatser för naturvårdsarter i området, som finns registrerade på Artportalen.</w:t>
       </w:r>
     </w:p>
     <w:p>
@@ -206,7 +209,7 @@
       <w:r>
         <w:drawing>
           <wp:inline xmlns:a="http://schemas.openxmlformats.org/drawingml/2006/main" xmlns:pic="http://schemas.openxmlformats.org/drawingml/2006/picture">
-            <wp:extent cx="5486400" cy="3032631"/>
+            <wp:extent cx="5486400" cy="3951716"/>
             <wp:docPr id="1" name="Picture 1"/>
             <wp:cNvGraphicFramePr>
               <a:graphicFrameLocks noChangeAspect="1"/>
@@ -227,7 +230,7 @@
                   <pic:spPr>
                     <a:xfrm>
                       <a:off x="0" y="0"/>
-                      <a:ext cx="5486400" cy="3032631"/>
+                      <a:ext cx="5486400" cy="3951716"/>
                     </a:xfrm>
                     <a:prstGeom prst="rect"/>
                   </pic:spPr>
@@ -241,9 +244,10 @@
     <w:p>
       <w:pPr>
         <w:pStyle w:val="Caption"/>
+        <w:spacing w:after="240"/>
       </w:pPr>
       <w:r>
-        <w:t>Figur 1. Fyndplatser för naturvårdsarter i det avverkningsanmälda området (röd linje). Markörer utan svart kant är placerade på fyndplatsen. Markörer med svart kant är placerade vid sidan av fyndplatsen och har ett svart streck som visar fyndplatsens exakta position. Kartans mittpunktskoordinat är N 7041453, E 402612 i SWEREF 99 TM.</w:t>
+        <w:t>Figur 1. Fyndplatser för naturvårdsarter i avverkningsanmälan (röd linje). Markörer utan svart kant är placerade på fyndplatsen. Markörer med svart kant är placerade vid sidan av fyndplatsen och har ett svart streck som visar fyndplatsens exakta position. Kartans mittpunktskoordinat är N 7041453, E 402612 i SWEREF 99 TM.</w:t>
       </w:r>
     </w:p>
     <w:p>
@@ -284,44 +288,6 @@
       </w:r>
       <w:r>
         <w:t xml:space="preserve"> (SLU Artdatabanken, 2026).</w:t>
-      </w:r>
-    </w:p>
-    <w:p>
-      <w:r>
-        <w:rPr>
-          <w:b/>
-        </w:rPr>
-        <w:t>Granticka</w:t>
-      </w:r>
-      <w:r>
-        <w:t xml:space="preserve"> förekommer främst i äldre skogar med naturskogskaraktär, liksom i dimensionsavverkade och plockhuggna skogar. I äldre grannaturskog i norra Sverige är den alltjämt en förhållandevis vanlig karaktärsart, medan den längre söderut blir allt mer sällsynt. I Götaland och delar av Svealand är den en god signalart för skyddsvärda granskogsmiljöer. Arten bedöms ha minskat starkt under senare år på grund av skogsavverkningar, då den framför allt växer i äldre granskog med långvarig grankontinuitet. I urskogsliknande bestånd i norra Sverige kan ibland påträffas den mycket sällsynta tickan grantickeporing (VU), som lever på döda grantickor. Det som tidigare inbegripit grantickan har visat sig röra sig om två arter; tajgagranticka </w:t>
-      </w:r>
-      <w:r>
-        <w:rPr>
-          <w:i/>
-        </w:rPr>
-        <w:t>Porodaedalea abietis</w:t>
-      </w:r>
-      <w:r>
-        <w:t xml:space="preserve"> (LC) och </w:t>
-      </w:r>
-      <w:r>
-        <w:rPr>
-          <w:i/>
-        </w:rPr>
-        <w:t>Porodaedalea chrysoloma</w:t>
-      </w:r>
-      <w:r>
-        <w:t xml:space="preserve"> (DD). Den nordligare arten, tajgagranticka, bildar större fruktkroppar och har sin främsta förekomst i norra Sverige, medan den mer tunnköttiga arten, </w:t>
-      </w:r>
-      <w:r>
-        <w:rPr>
-          <w:i/>
-        </w:rPr>
-        <w:t>P. chrysoloma</w:t>
-      </w:r>
-      <w:r>
-        <w:t>, förekommer i sydöstra Sverige och på Gotland (SLU Artdatabanken, 2026; Nitare &amp; Skogsstyrelsen, 2019).</w:t>
       </w:r>
     </w:p>
     <w:p>
@@ -465,7 +431,7 @@
         <w:rPr>
           <w:i/>
         </w:rPr>
-        <w:t>I det avverkningsanmälda skogsområdet har 8 naturvårdsarter varav 5 rödlistade arter sina livsmiljöer och växtplatser.</w:t>
+        <w:t>I det avverkningsanmälda skogsområdet har 7 naturvårdsarter varav 4 rödlistade arter sina livsmiljöer och växtplatser.</w:t>
       </w:r>
     </w:p>
     <w:p>
@@ -670,7 +636,7 @@
 </file>
 
 <file path=word/endnotes.xml><?xml version="1.0" encoding="utf-8"?>
-<w:endnotes xmlns:wpc="http://schemas.microsoft.com/office/word/2010/wordprocessingCanvas" xmlns:cx="http://schemas.microsoft.com/office/drawing/2014/chartex" xmlns:cx1="http://schemas.microsoft.com/office/drawing/2015/9/8/chartex" xmlns:cx2="http://schemas.microsoft.com/office/drawing/2015/10/21/chartex" xmlns:cx3="http://schemas.microsoft.com/office/drawing/2016/5/9/chartex" xmlns:cx4="http://schemas.microsoft.com/office/drawing/2016/5/10/chartex" xmlns:cx5="http://schemas.microsoft.com/office/drawing/2016/5/11/chartex" xmlns:cx6="http://schemas.microsoft.com/office/drawing/2016/5/12/chartex" xmlns:cx7="http://schemas.microsoft.com/office/drawing/2016/5/13/chartex" xmlns:cx8="http://schemas.microsoft.com/office/drawing/2016/5/14/chartex" xmlns:mc="http://schemas.openxmlformats.org/markup-compatibility/2006" xmlns:aink="http://schemas.microsoft.com/office/drawing/2016/ink" xmlns:am3d="http://schemas.microsoft.com/office/drawing/2017/model3d" xmlns:o="urn:schemas-microsoft-com:office:office" xmlns:oel="http://schemas.microsoft.com/office/2019/extlst" xmlns:r="http://schemas.openxmlformats.org/officeDocument/2006/relationships" xmlns:m="http://schemas.openxmlformats.org/officeDocument/2006/math" xmlns:v="urn:schemas-microsoft-com:vml" xmlns:wp14="http://schemas.microsoft.com/office/word/2010/wordprocessingDrawing" xmlns:wp="http://schemas.openxmlformats.org/drawingml/2006/wordprocessingDrawing" xmlns:w10="urn:schemas-microsoft-com:office:word" xmlns:w="http://schemas.openxmlformats.org/wordprocessingml/2006/main" xmlns:w14="http://schemas.microsoft.com/office/word/2010/wordml" xmlns:w15="http://schemas.microsoft.com/office/word/2012/wordml" xmlns:w16cex="http://schemas.microsoft.com/office/word/2018/wordml/cex" xmlns:w16cid="http://schemas.microsoft.com/office/word/2016/wordml/cid" xmlns:w16="http://schemas.microsoft.com/office/word/2018/wordml" xmlns:w16sdtdh="http://schemas.microsoft.com/office/word/2020/wordml/sdtdatahash" xmlns:w16se="http://schemas.microsoft.com/office/word/2015/wordml/symex" xmlns:wpg="http://schemas.microsoft.com/office/word/2010/wordprocessingGroup" xmlns:wpi="http://schemas.microsoft.com/office/word/2010/wordprocessingInk" xmlns:wne="http://schemas.microsoft.com/office/word/2006/wordml" xmlns:wps="http://schemas.microsoft.com/office/word/2010/wordprocessingShape" mc:Ignorable="w14 w15 w16se w16cid w16 w16cex w16sdtdh wp14">
+<w:endnotes xmlns:wpc="http://schemas.microsoft.com/office/word/2010/wordprocessingCanvas" xmlns:cx="http://schemas.microsoft.com/office/drawing/2014/chartex" xmlns:cx1="http://schemas.microsoft.com/office/drawing/2015/9/8/chartex" xmlns:cx2="http://schemas.microsoft.com/office/drawing/2015/10/21/chartex" xmlns:cx3="http://schemas.microsoft.com/office/drawing/2016/5/9/chartex" xmlns:cx4="http://schemas.microsoft.com/office/drawing/2016/5/10/chartex" xmlns:cx5="http://schemas.microsoft.com/office/drawing/2016/5/11/chartex" xmlns:cx6="http://schemas.microsoft.com/office/drawing/2016/5/12/chartex" xmlns:cx7="http://schemas.microsoft.com/office/drawing/2016/5/13/chartex" xmlns:cx8="http://schemas.microsoft.com/office/drawing/2016/5/14/chartex" xmlns:mc="http://schemas.openxmlformats.org/markup-compatibility/2006" xmlns:aink="http://schemas.microsoft.com/office/drawing/2016/ink" xmlns:am3d="http://schemas.microsoft.com/office/drawing/2017/model3d" xmlns:o="urn:schemas-microsoft-com:office:office" xmlns:oel="http://schemas.microsoft.com/office/2019/extlst" xmlns:r="http://schemas.openxmlformats.org/officeDocument/2006/relationships" xmlns:m="http://schemas.openxmlformats.org/officeDocument/2006/math" xmlns:v="urn:schemas-microsoft-com:vml" xmlns:wp14="http://schemas.microsoft.com/office/word/2010/wordprocessingDrawing" xmlns:wp="http://schemas.openxmlformats.org/drawingml/2006/wordprocessingDrawing" xmlns:w10="urn:schemas-microsoft-com:office:word" xmlns:w="http://schemas.openxmlformats.org/wordprocessingml/2006/main" xmlns:w14="http://schemas.microsoft.com/office/word/2010/wordml" xmlns:w15="http://schemas.microsoft.com/office/word/2012/wordml" xmlns:w16cex="http://schemas.microsoft.com/office/word/2018/wordml/cex" xmlns:w16cid="http://schemas.microsoft.com/office/word/2016/wordml/cid" xmlns:w16="http://schemas.microsoft.com/office/word/2018/wordml" xmlns:w16du="http://schemas.microsoft.com/office/word/2023/wordml/word16du" xmlns:w16sdtdh="http://schemas.microsoft.com/office/word/2020/wordml/sdtdatahash" xmlns:w16sdtfl="http://schemas.microsoft.com/office/word/2024/wordml/sdtformatlock" xmlns:w16se="http://schemas.microsoft.com/office/word/2015/wordml/symex" xmlns:wpg="http://schemas.microsoft.com/office/word/2010/wordprocessingGroup" xmlns:wpi="http://schemas.microsoft.com/office/word/2010/wordprocessingInk" xmlns:wne="http://schemas.microsoft.com/office/word/2006/wordml" xmlns:wps="http://schemas.microsoft.com/office/word/2010/wordprocessingShape" mc:Ignorable="w14 w15 w16se w16cid w16 w16cex w16sdtdh w16sdtfl w16du wp14">
   <w:endnote w:type="separator" w:id="-1">
     <w:p>
       <w:pPr>
@@ -695,7 +661,7 @@
 </file>
 
 <file path=word/footer1.xml><?xml version="1.0" encoding="utf-8"?>
-<w:ftr xmlns:wpc="http://schemas.microsoft.com/office/word/2010/wordprocessingCanvas" xmlns:cx="http://schemas.microsoft.com/office/drawing/2014/chartex" xmlns:cx1="http://schemas.microsoft.com/office/drawing/2015/9/8/chartex" xmlns:cx2="http://schemas.microsoft.com/office/drawing/2015/10/21/chartex" xmlns:cx3="http://schemas.microsoft.com/office/drawing/2016/5/9/chartex" xmlns:cx4="http://schemas.microsoft.com/office/drawing/2016/5/10/chartex" xmlns:cx5="http://schemas.microsoft.com/office/drawing/2016/5/11/chartex" xmlns:cx6="http://schemas.microsoft.com/office/drawing/2016/5/12/chartex" xmlns:cx7="http://schemas.microsoft.com/office/drawing/2016/5/13/chartex" xmlns:cx8="http://schemas.microsoft.com/office/drawing/2016/5/14/chartex" xmlns:mc="http://schemas.openxmlformats.org/markup-compatibility/2006" xmlns:aink="http://schemas.microsoft.com/office/drawing/2016/ink" xmlns:am3d="http://schemas.microsoft.com/office/drawing/2017/model3d" xmlns:o="urn:schemas-microsoft-com:office:office" xmlns:oel="http://schemas.microsoft.com/office/2019/extlst" xmlns:r="http://schemas.openxmlformats.org/officeDocument/2006/relationships" xmlns:m="http://schemas.openxmlformats.org/officeDocument/2006/math" xmlns:v="urn:schemas-microsoft-com:vml" xmlns:wp14="http://schemas.microsoft.com/office/word/2010/wordprocessingDrawing" xmlns:wp="http://schemas.openxmlformats.org/drawingml/2006/wordprocessingDrawing" xmlns:w10="urn:schemas-microsoft-com:office:word" xmlns:w="http://schemas.openxmlformats.org/wordprocessingml/2006/main" xmlns:w14="http://schemas.microsoft.com/office/word/2010/wordml" xmlns:w15="http://schemas.microsoft.com/office/word/2012/wordml" xmlns:w16cex="http://schemas.microsoft.com/office/word/2018/wordml/cex" xmlns:w16cid="http://schemas.microsoft.com/office/word/2016/wordml/cid" xmlns:w16="http://schemas.microsoft.com/office/word/2018/wordml" xmlns:w16sdtdh="http://schemas.microsoft.com/office/word/2020/wordml/sdtdatahash" xmlns:w16se="http://schemas.microsoft.com/office/word/2015/wordml/symex" xmlns:wpg="http://schemas.microsoft.com/office/word/2010/wordprocessingGroup" xmlns:wpi="http://schemas.microsoft.com/office/word/2010/wordprocessingInk" xmlns:wne="http://schemas.microsoft.com/office/word/2006/wordml" xmlns:wps="http://schemas.microsoft.com/office/word/2010/wordprocessingShape" mc:Ignorable="w14 w15 w16se w16cid w16 w16cex w16sdtdh wp14">
+<w:ftr xmlns:wpc="http://schemas.microsoft.com/office/word/2010/wordprocessingCanvas" xmlns:cx="http://schemas.microsoft.com/office/drawing/2014/chartex" xmlns:cx1="http://schemas.microsoft.com/office/drawing/2015/9/8/chartex" xmlns:cx2="http://schemas.microsoft.com/office/drawing/2015/10/21/chartex" xmlns:cx3="http://schemas.microsoft.com/office/drawing/2016/5/9/chartex" xmlns:cx4="http://schemas.microsoft.com/office/drawing/2016/5/10/chartex" xmlns:cx5="http://schemas.microsoft.com/office/drawing/2016/5/11/chartex" xmlns:cx6="http://schemas.microsoft.com/office/drawing/2016/5/12/chartex" xmlns:cx7="http://schemas.microsoft.com/office/drawing/2016/5/13/chartex" xmlns:cx8="http://schemas.microsoft.com/office/drawing/2016/5/14/chartex" xmlns:mc="http://schemas.openxmlformats.org/markup-compatibility/2006" xmlns:aink="http://schemas.microsoft.com/office/drawing/2016/ink" xmlns:am3d="http://schemas.microsoft.com/office/drawing/2017/model3d" xmlns:o="urn:schemas-microsoft-com:office:office" xmlns:oel="http://schemas.microsoft.com/office/2019/extlst" xmlns:r="http://schemas.openxmlformats.org/officeDocument/2006/relationships" xmlns:m="http://schemas.openxmlformats.org/officeDocument/2006/math" xmlns:v="urn:schemas-microsoft-com:vml" xmlns:wp14="http://schemas.microsoft.com/office/word/2010/wordprocessingDrawing" xmlns:wp="http://schemas.openxmlformats.org/drawingml/2006/wordprocessingDrawing" xmlns:w10="urn:schemas-microsoft-com:office:word" xmlns:w="http://schemas.openxmlformats.org/wordprocessingml/2006/main" xmlns:w14="http://schemas.microsoft.com/office/word/2010/wordml" xmlns:w15="http://schemas.microsoft.com/office/word/2012/wordml" xmlns:w16cex="http://schemas.microsoft.com/office/word/2018/wordml/cex" xmlns:w16cid="http://schemas.microsoft.com/office/word/2016/wordml/cid" xmlns:w16="http://schemas.microsoft.com/office/word/2018/wordml" xmlns:w16du="http://schemas.microsoft.com/office/word/2023/wordml/word16du" xmlns:w16sdtdh="http://schemas.microsoft.com/office/word/2020/wordml/sdtdatahash" xmlns:w16sdtfl="http://schemas.microsoft.com/office/word/2024/wordml/sdtformatlock" xmlns:w16se="http://schemas.microsoft.com/office/word/2015/wordml/symex" xmlns:wpg="http://schemas.microsoft.com/office/word/2010/wordprocessingGroup" xmlns:wpi="http://schemas.microsoft.com/office/word/2010/wordprocessingInk" xmlns:wne="http://schemas.microsoft.com/office/word/2006/wordml" xmlns:wps="http://schemas.microsoft.com/office/word/2010/wordprocessingShape" mc:Ignorable="w14 w15 w16se w16cid w16 w16cex w16sdtdh w16sdtfl w16du wp14">
   <w:p>
     <w:pPr>
       <w:pStyle w:val="Footer"/>
@@ -705,7 +671,7 @@
 </file>
 
 <file path=word/footer2.xml><?xml version="1.0" encoding="utf-8"?>
-<w:ftr xmlns:wpc="http://schemas.microsoft.com/office/word/2010/wordprocessingCanvas" xmlns:cx="http://schemas.microsoft.com/office/drawing/2014/chartex" xmlns:cx1="http://schemas.microsoft.com/office/drawing/2015/9/8/chartex" xmlns:cx2="http://schemas.microsoft.com/office/drawing/2015/10/21/chartex" xmlns:cx3="http://schemas.microsoft.com/office/drawing/2016/5/9/chartex" xmlns:cx4="http://schemas.microsoft.com/office/drawing/2016/5/10/chartex" xmlns:cx5="http://schemas.microsoft.com/office/drawing/2016/5/11/chartex" xmlns:cx6="http://schemas.microsoft.com/office/drawing/2016/5/12/chartex" xmlns:cx7="http://schemas.microsoft.com/office/drawing/2016/5/13/chartex" xmlns:cx8="http://schemas.microsoft.com/office/drawing/2016/5/14/chartex" xmlns:mc="http://schemas.openxmlformats.org/markup-compatibility/2006" xmlns:aink="http://schemas.microsoft.com/office/drawing/2016/ink" xmlns:am3d="http://schemas.microsoft.com/office/drawing/2017/model3d" xmlns:o="urn:schemas-microsoft-com:office:office" xmlns:oel="http://schemas.microsoft.com/office/2019/extlst" xmlns:r="http://schemas.openxmlformats.org/officeDocument/2006/relationships" xmlns:m="http://schemas.openxmlformats.org/officeDocument/2006/math" xmlns:v="urn:schemas-microsoft-com:vml" xmlns:wp14="http://schemas.microsoft.com/office/word/2010/wordprocessingDrawing" xmlns:wp="http://schemas.openxmlformats.org/drawingml/2006/wordprocessingDrawing" xmlns:w10="urn:schemas-microsoft-com:office:word" xmlns:w="http://schemas.openxmlformats.org/wordprocessingml/2006/main" xmlns:w14="http://schemas.microsoft.com/office/word/2010/wordml" xmlns:w15="http://schemas.microsoft.com/office/word/2012/wordml" xmlns:w16cex="http://schemas.microsoft.com/office/word/2018/wordml/cex" xmlns:w16cid="http://schemas.microsoft.com/office/word/2016/wordml/cid" xmlns:w16="http://schemas.microsoft.com/office/word/2018/wordml" xmlns:w16sdtdh="http://schemas.microsoft.com/office/word/2020/wordml/sdtdatahash" xmlns:w16se="http://schemas.microsoft.com/office/word/2015/wordml/symex" xmlns:wpg="http://schemas.microsoft.com/office/word/2010/wordprocessingGroup" xmlns:wpi="http://schemas.microsoft.com/office/word/2010/wordprocessingInk" xmlns:wne="http://schemas.microsoft.com/office/word/2006/wordml" xmlns:wps="http://schemas.microsoft.com/office/word/2010/wordprocessingShape" mc:Ignorable="w14 w15 w16se w16cid w16 w16cex w16sdtdh wp14">
+<w:ftr xmlns:wpc="http://schemas.microsoft.com/office/word/2010/wordprocessingCanvas" xmlns:cx="http://schemas.microsoft.com/office/drawing/2014/chartex" xmlns:cx1="http://schemas.microsoft.com/office/drawing/2015/9/8/chartex" xmlns:cx2="http://schemas.microsoft.com/office/drawing/2015/10/21/chartex" xmlns:cx3="http://schemas.microsoft.com/office/drawing/2016/5/9/chartex" xmlns:cx4="http://schemas.microsoft.com/office/drawing/2016/5/10/chartex" xmlns:cx5="http://schemas.microsoft.com/office/drawing/2016/5/11/chartex" xmlns:cx6="http://schemas.microsoft.com/office/drawing/2016/5/12/chartex" xmlns:cx7="http://schemas.microsoft.com/office/drawing/2016/5/13/chartex" xmlns:cx8="http://schemas.microsoft.com/office/drawing/2016/5/14/chartex" xmlns:mc="http://schemas.openxmlformats.org/markup-compatibility/2006" xmlns:aink="http://schemas.microsoft.com/office/drawing/2016/ink" xmlns:am3d="http://schemas.microsoft.com/office/drawing/2017/model3d" xmlns:o="urn:schemas-microsoft-com:office:office" xmlns:oel="http://schemas.microsoft.com/office/2019/extlst" xmlns:r="http://schemas.openxmlformats.org/officeDocument/2006/relationships" xmlns:m="http://schemas.openxmlformats.org/officeDocument/2006/math" xmlns:v="urn:schemas-microsoft-com:vml" xmlns:wp14="http://schemas.microsoft.com/office/word/2010/wordprocessingDrawing" xmlns:wp="http://schemas.openxmlformats.org/drawingml/2006/wordprocessingDrawing" xmlns:w10="urn:schemas-microsoft-com:office:word" xmlns:w="http://schemas.openxmlformats.org/wordprocessingml/2006/main" xmlns:w14="http://schemas.microsoft.com/office/word/2010/wordml" xmlns:w15="http://schemas.microsoft.com/office/word/2012/wordml" xmlns:w16cex="http://schemas.microsoft.com/office/word/2018/wordml/cex" xmlns:w16cid="http://schemas.microsoft.com/office/word/2016/wordml/cid" xmlns:w16="http://schemas.microsoft.com/office/word/2018/wordml" xmlns:w16du="http://schemas.microsoft.com/office/word/2023/wordml/word16du" xmlns:w16sdtdh="http://schemas.microsoft.com/office/word/2020/wordml/sdtdatahash" xmlns:w16sdtfl="http://schemas.microsoft.com/office/word/2024/wordml/sdtformatlock" xmlns:w16se="http://schemas.microsoft.com/office/word/2015/wordml/symex" xmlns:wpg="http://schemas.microsoft.com/office/word/2010/wordprocessingGroup" xmlns:wpi="http://schemas.microsoft.com/office/word/2010/wordprocessingInk" xmlns:wne="http://schemas.microsoft.com/office/word/2006/wordml" xmlns:wps="http://schemas.microsoft.com/office/word/2010/wordprocessingShape" mc:Ignorable="w14 w15 w16se w16cid w16 w16cex w16sdtdh w16sdtfl w16du wp14">
   <w:p>
     <w:pPr>
       <w:pStyle w:val="Footer"/>
@@ -715,7 +681,7 @@
 </file>
 
 <file path=word/footer3.xml><?xml version="1.0" encoding="utf-8"?>
-<w:ftr xmlns:wpc="http://schemas.microsoft.com/office/word/2010/wordprocessingCanvas" xmlns:cx="http://schemas.microsoft.com/office/drawing/2014/chartex" xmlns:cx1="http://schemas.microsoft.com/office/drawing/2015/9/8/chartex" xmlns:cx2="http://schemas.microsoft.com/office/drawing/2015/10/21/chartex" xmlns:cx3="http://schemas.microsoft.com/office/drawing/2016/5/9/chartex" xmlns:cx4="http://schemas.microsoft.com/office/drawing/2016/5/10/chartex" xmlns:cx5="http://schemas.microsoft.com/office/drawing/2016/5/11/chartex" xmlns:cx6="http://schemas.microsoft.com/office/drawing/2016/5/12/chartex" xmlns:cx7="http://schemas.microsoft.com/office/drawing/2016/5/13/chartex" xmlns:cx8="http://schemas.microsoft.com/office/drawing/2016/5/14/chartex" xmlns:mc="http://schemas.openxmlformats.org/markup-compatibility/2006" xmlns:aink="http://schemas.microsoft.com/office/drawing/2016/ink" xmlns:am3d="http://schemas.microsoft.com/office/drawing/2017/model3d" xmlns:o="urn:schemas-microsoft-com:office:office" xmlns:oel="http://schemas.microsoft.com/office/2019/extlst" xmlns:r="http://schemas.openxmlformats.org/officeDocument/2006/relationships" xmlns:m="http://schemas.openxmlformats.org/officeDocument/2006/math" xmlns:v="urn:schemas-microsoft-com:vml" xmlns:wp14="http://schemas.microsoft.com/office/word/2010/wordprocessingDrawing" xmlns:wp="http://schemas.openxmlformats.org/drawingml/2006/wordprocessingDrawing" xmlns:w10="urn:schemas-microsoft-com:office:word" xmlns:w="http://schemas.openxmlformats.org/wordprocessingml/2006/main" xmlns:w14="http://schemas.microsoft.com/office/word/2010/wordml" xmlns:w15="http://schemas.microsoft.com/office/word/2012/wordml" xmlns:w16cex="http://schemas.microsoft.com/office/word/2018/wordml/cex" xmlns:w16cid="http://schemas.microsoft.com/office/word/2016/wordml/cid" xmlns:w16="http://schemas.microsoft.com/office/word/2018/wordml" xmlns:w16sdtdh="http://schemas.microsoft.com/office/word/2020/wordml/sdtdatahash" xmlns:w16se="http://schemas.microsoft.com/office/word/2015/wordml/symex" xmlns:wpg="http://schemas.microsoft.com/office/word/2010/wordprocessingGroup" xmlns:wpi="http://schemas.microsoft.com/office/word/2010/wordprocessingInk" xmlns:wne="http://schemas.microsoft.com/office/word/2006/wordml" xmlns:wps="http://schemas.microsoft.com/office/word/2010/wordprocessingShape" mc:Ignorable="w14 w15 w16se w16cid w16 w16cex w16sdtdh wp14">
+<w:ftr xmlns:wpc="http://schemas.microsoft.com/office/word/2010/wordprocessingCanvas" xmlns:cx="http://schemas.microsoft.com/office/drawing/2014/chartex" xmlns:cx1="http://schemas.microsoft.com/office/drawing/2015/9/8/chartex" xmlns:cx2="http://schemas.microsoft.com/office/drawing/2015/10/21/chartex" xmlns:cx3="http://schemas.microsoft.com/office/drawing/2016/5/9/chartex" xmlns:cx4="http://schemas.microsoft.com/office/drawing/2016/5/10/chartex" xmlns:cx5="http://schemas.microsoft.com/office/drawing/2016/5/11/chartex" xmlns:cx6="http://schemas.microsoft.com/office/drawing/2016/5/12/chartex" xmlns:cx7="http://schemas.microsoft.com/office/drawing/2016/5/13/chartex" xmlns:cx8="http://schemas.microsoft.com/office/drawing/2016/5/14/chartex" xmlns:mc="http://schemas.openxmlformats.org/markup-compatibility/2006" xmlns:aink="http://schemas.microsoft.com/office/drawing/2016/ink" xmlns:am3d="http://schemas.microsoft.com/office/drawing/2017/model3d" xmlns:o="urn:schemas-microsoft-com:office:office" xmlns:oel="http://schemas.microsoft.com/office/2019/extlst" xmlns:r="http://schemas.openxmlformats.org/officeDocument/2006/relationships" xmlns:m="http://schemas.openxmlformats.org/officeDocument/2006/math" xmlns:v="urn:schemas-microsoft-com:vml" xmlns:wp14="http://schemas.microsoft.com/office/word/2010/wordprocessingDrawing" xmlns:wp="http://schemas.openxmlformats.org/drawingml/2006/wordprocessingDrawing" xmlns:w10="urn:schemas-microsoft-com:office:word" xmlns:w="http://schemas.openxmlformats.org/wordprocessingml/2006/main" xmlns:w14="http://schemas.microsoft.com/office/word/2010/wordml" xmlns:w15="http://schemas.microsoft.com/office/word/2012/wordml" xmlns:w16cex="http://schemas.microsoft.com/office/word/2018/wordml/cex" xmlns:w16cid="http://schemas.microsoft.com/office/word/2016/wordml/cid" xmlns:w16="http://schemas.microsoft.com/office/word/2018/wordml" xmlns:w16du="http://schemas.microsoft.com/office/word/2023/wordml/word16du" xmlns:w16sdtdh="http://schemas.microsoft.com/office/word/2020/wordml/sdtdatahash" xmlns:w16sdtfl="http://schemas.microsoft.com/office/word/2024/wordml/sdtformatlock" xmlns:w16se="http://schemas.microsoft.com/office/word/2015/wordml/symex" xmlns:wpg="http://schemas.microsoft.com/office/word/2010/wordprocessingGroup" xmlns:wpi="http://schemas.microsoft.com/office/word/2010/wordprocessingInk" xmlns:wne="http://schemas.microsoft.com/office/word/2006/wordml" xmlns:wps="http://schemas.microsoft.com/office/word/2010/wordprocessingShape" mc:Ignorable="w14 w15 w16se w16cid w16 w16cex w16sdtdh w16sdtfl w16du wp14">
   <w:p>
     <w:pPr>
       <w:pStyle w:val="Footer"/>
@@ -725,7 +691,7 @@
 </file>
 
 <file path=word/footnotes.xml><?xml version="1.0" encoding="utf-8"?>
-<w:footnotes xmlns:wpc="http://schemas.microsoft.com/office/word/2010/wordprocessingCanvas" xmlns:cx="http://schemas.microsoft.com/office/drawing/2014/chartex" xmlns:cx1="http://schemas.microsoft.com/office/drawing/2015/9/8/chartex" xmlns:cx2="http://schemas.microsoft.com/office/drawing/2015/10/21/chartex" xmlns:cx3="http://schemas.microsoft.com/office/drawing/2016/5/9/chartex" xmlns:cx4="http://schemas.microsoft.com/office/drawing/2016/5/10/chartex" xmlns:cx5="http://schemas.microsoft.com/office/drawing/2016/5/11/chartex" xmlns:cx6="http://schemas.microsoft.com/office/drawing/2016/5/12/chartex" xmlns:cx7="http://schemas.microsoft.com/office/drawing/2016/5/13/chartex" xmlns:cx8="http://schemas.microsoft.com/office/drawing/2016/5/14/chartex" xmlns:mc="http://schemas.openxmlformats.org/markup-compatibility/2006" xmlns:aink="http://schemas.microsoft.com/office/drawing/2016/ink" xmlns:am3d="http://schemas.microsoft.com/office/drawing/2017/model3d" xmlns:o="urn:schemas-microsoft-com:office:office" xmlns:oel="http://schemas.microsoft.com/office/2019/extlst" xmlns:r="http://schemas.openxmlformats.org/officeDocument/2006/relationships" xmlns:m="http://schemas.openxmlformats.org/officeDocument/2006/math" xmlns:v="urn:schemas-microsoft-com:vml" xmlns:wp14="http://schemas.microsoft.com/office/word/2010/wordprocessingDrawing" xmlns:wp="http://schemas.openxmlformats.org/drawingml/2006/wordprocessingDrawing" xmlns:w10="urn:schemas-microsoft-com:office:word" xmlns:w="http://schemas.openxmlformats.org/wordprocessingml/2006/main" xmlns:w14="http://schemas.microsoft.com/office/word/2010/wordml" xmlns:w15="http://schemas.microsoft.com/office/word/2012/wordml" xmlns:w16cex="http://schemas.microsoft.com/office/word/2018/wordml/cex" xmlns:w16cid="http://schemas.microsoft.com/office/word/2016/wordml/cid" xmlns:w16="http://schemas.microsoft.com/office/word/2018/wordml" xmlns:w16sdtdh="http://schemas.microsoft.com/office/word/2020/wordml/sdtdatahash" xmlns:w16se="http://schemas.microsoft.com/office/word/2015/wordml/symex" xmlns:wpg="http://schemas.microsoft.com/office/word/2010/wordprocessingGroup" xmlns:wpi="http://schemas.microsoft.com/office/word/2010/wordprocessingInk" xmlns:wne="http://schemas.microsoft.com/office/word/2006/wordml" xmlns:wps="http://schemas.microsoft.com/office/word/2010/wordprocessingShape" mc:Ignorable="w14 w15 w16se w16cid w16 w16cex w16sdtdh wp14">
+<w:footnotes xmlns:wpc="http://schemas.microsoft.com/office/word/2010/wordprocessingCanvas" xmlns:cx="http://schemas.microsoft.com/office/drawing/2014/chartex" xmlns:cx1="http://schemas.microsoft.com/office/drawing/2015/9/8/chartex" xmlns:cx2="http://schemas.microsoft.com/office/drawing/2015/10/21/chartex" xmlns:cx3="http://schemas.microsoft.com/office/drawing/2016/5/9/chartex" xmlns:cx4="http://schemas.microsoft.com/office/drawing/2016/5/10/chartex" xmlns:cx5="http://schemas.microsoft.com/office/drawing/2016/5/11/chartex" xmlns:cx6="http://schemas.microsoft.com/office/drawing/2016/5/12/chartex" xmlns:cx7="http://schemas.microsoft.com/office/drawing/2016/5/13/chartex" xmlns:cx8="http://schemas.microsoft.com/office/drawing/2016/5/14/chartex" xmlns:mc="http://schemas.openxmlformats.org/markup-compatibility/2006" xmlns:aink="http://schemas.microsoft.com/office/drawing/2016/ink" xmlns:am3d="http://schemas.microsoft.com/office/drawing/2017/model3d" xmlns:o="urn:schemas-microsoft-com:office:office" xmlns:oel="http://schemas.microsoft.com/office/2019/extlst" xmlns:r="http://schemas.openxmlformats.org/officeDocument/2006/relationships" xmlns:m="http://schemas.openxmlformats.org/officeDocument/2006/math" xmlns:v="urn:schemas-microsoft-com:vml" xmlns:wp14="http://schemas.microsoft.com/office/word/2010/wordprocessingDrawing" xmlns:wp="http://schemas.openxmlformats.org/drawingml/2006/wordprocessingDrawing" xmlns:w10="urn:schemas-microsoft-com:office:word" xmlns:w="http://schemas.openxmlformats.org/wordprocessingml/2006/main" xmlns:w14="http://schemas.microsoft.com/office/word/2010/wordml" xmlns:w15="http://schemas.microsoft.com/office/word/2012/wordml" xmlns:w16cex="http://schemas.microsoft.com/office/word/2018/wordml/cex" xmlns:w16cid="http://schemas.microsoft.com/office/word/2016/wordml/cid" xmlns:w16="http://schemas.microsoft.com/office/word/2018/wordml" xmlns:w16du="http://schemas.microsoft.com/office/word/2023/wordml/word16du" xmlns:w16sdtdh="http://schemas.microsoft.com/office/word/2020/wordml/sdtdatahash" xmlns:w16sdtfl="http://schemas.microsoft.com/office/word/2024/wordml/sdtformatlock" xmlns:w16se="http://schemas.microsoft.com/office/word/2015/wordml/symex" xmlns:wpg="http://schemas.microsoft.com/office/word/2010/wordprocessingGroup" xmlns:wpi="http://schemas.microsoft.com/office/word/2010/wordprocessingInk" xmlns:wne="http://schemas.microsoft.com/office/word/2006/wordml" xmlns:wps="http://schemas.microsoft.com/office/word/2010/wordprocessingShape" mc:Ignorable="w14 w15 w16se w16cid w16 w16cex w16sdtdh w16sdtfl w16du wp14">
   <w:footnote w:type="separator" w:id="-1">
     <w:p>
       <w:pPr>
@@ -750,7 +716,7 @@
 </file>
 
 <file path=word/header1.xml><?xml version="1.0" encoding="utf-8"?>
-<w:hdr xmlns:wpc="http://schemas.microsoft.com/office/word/2010/wordprocessingCanvas" xmlns:cx="http://schemas.microsoft.com/office/drawing/2014/chartex" xmlns:cx1="http://schemas.microsoft.com/office/drawing/2015/9/8/chartex" xmlns:cx2="http://schemas.microsoft.com/office/drawing/2015/10/21/chartex" xmlns:cx3="http://schemas.microsoft.com/office/drawing/2016/5/9/chartex" xmlns:cx4="http://schemas.microsoft.com/office/drawing/2016/5/10/chartex" xmlns:cx5="http://schemas.microsoft.com/office/drawing/2016/5/11/chartex" xmlns:cx6="http://schemas.microsoft.com/office/drawing/2016/5/12/chartex" xmlns:cx7="http://schemas.microsoft.com/office/drawing/2016/5/13/chartex" xmlns:cx8="http://schemas.microsoft.com/office/drawing/2016/5/14/chartex" xmlns:mc="http://schemas.openxmlformats.org/markup-compatibility/2006" xmlns:aink="http://schemas.microsoft.com/office/drawing/2016/ink" xmlns:am3d="http://schemas.microsoft.com/office/drawing/2017/model3d" xmlns:o="urn:schemas-microsoft-com:office:office" xmlns:oel="http://schemas.microsoft.com/office/2019/extlst" xmlns:r="http://schemas.openxmlformats.org/officeDocument/2006/relationships" xmlns:m="http://schemas.openxmlformats.org/officeDocument/2006/math" xmlns:v="urn:schemas-microsoft-com:vml" xmlns:wp14="http://schemas.microsoft.com/office/word/2010/wordprocessingDrawing" xmlns:wp="http://schemas.openxmlformats.org/drawingml/2006/wordprocessingDrawing" xmlns:w10="urn:schemas-microsoft-com:office:word" xmlns:w="http://schemas.openxmlformats.org/wordprocessingml/2006/main" xmlns:w14="http://schemas.microsoft.com/office/word/2010/wordml" xmlns:w15="http://schemas.microsoft.com/office/word/2012/wordml" xmlns:w16cex="http://schemas.microsoft.com/office/word/2018/wordml/cex" xmlns:w16cid="http://schemas.microsoft.com/office/word/2016/wordml/cid" xmlns:w16="http://schemas.microsoft.com/office/word/2018/wordml" xmlns:w16sdtdh="http://schemas.microsoft.com/office/word/2020/wordml/sdtdatahash" xmlns:w16se="http://schemas.microsoft.com/office/word/2015/wordml/symex" xmlns:wpg="http://schemas.microsoft.com/office/word/2010/wordprocessingGroup" xmlns:wpi="http://schemas.microsoft.com/office/word/2010/wordprocessingInk" xmlns:wne="http://schemas.microsoft.com/office/word/2006/wordml" xmlns:wps="http://schemas.microsoft.com/office/word/2010/wordprocessingShape" mc:Ignorable="w14 w15 w16se w16cid w16 w16cex w16sdtdh wp14">
+<w:hdr xmlns:wpc="http://schemas.microsoft.com/office/word/2010/wordprocessingCanvas" xmlns:cx="http://schemas.microsoft.com/office/drawing/2014/chartex" xmlns:cx1="http://schemas.microsoft.com/office/drawing/2015/9/8/chartex" xmlns:cx2="http://schemas.microsoft.com/office/drawing/2015/10/21/chartex" xmlns:cx3="http://schemas.microsoft.com/office/drawing/2016/5/9/chartex" xmlns:cx4="http://schemas.microsoft.com/office/drawing/2016/5/10/chartex" xmlns:cx5="http://schemas.microsoft.com/office/drawing/2016/5/11/chartex" xmlns:cx6="http://schemas.microsoft.com/office/drawing/2016/5/12/chartex" xmlns:cx7="http://schemas.microsoft.com/office/drawing/2016/5/13/chartex" xmlns:cx8="http://schemas.microsoft.com/office/drawing/2016/5/14/chartex" xmlns:mc="http://schemas.openxmlformats.org/markup-compatibility/2006" xmlns:aink="http://schemas.microsoft.com/office/drawing/2016/ink" xmlns:am3d="http://schemas.microsoft.com/office/drawing/2017/model3d" xmlns:o="urn:schemas-microsoft-com:office:office" xmlns:oel="http://schemas.microsoft.com/office/2019/extlst" xmlns:r="http://schemas.openxmlformats.org/officeDocument/2006/relationships" xmlns:m="http://schemas.openxmlformats.org/officeDocument/2006/math" xmlns:v="urn:schemas-microsoft-com:vml" xmlns:wp14="http://schemas.microsoft.com/office/word/2010/wordprocessingDrawing" xmlns:wp="http://schemas.openxmlformats.org/drawingml/2006/wordprocessingDrawing" xmlns:w10="urn:schemas-microsoft-com:office:word" xmlns:w="http://schemas.openxmlformats.org/wordprocessingml/2006/main" xmlns:w14="http://schemas.microsoft.com/office/word/2010/wordml" xmlns:w15="http://schemas.microsoft.com/office/word/2012/wordml" xmlns:w16cex="http://schemas.microsoft.com/office/word/2018/wordml/cex" xmlns:w16cid="http://schemas.microsoft.com/office/word/2016/wordml/cid" xmlns:w16="http://schemas.microsoft.com/office/word/2018/wordml" xmlns:w16du="http://schemas.microsoft.com/office/word/2023/wordml/word16du" xmlns:w16sdtdh="http://schemas.microsoft.com/office/word/2020/wordml/sdtdatahash" xmlns:w16sdtfl="http://schemas.microsoft.com/office/word/2024/wordml/sdtformatlock" xmlns:w16se="http://schemas.microsoft.com/office/word/2015/wordml/symex" xmlns:wpg="http://schemas.microsoft.com/office/word/2010/wordprocessingGroup" xmlns:wpi="http://schemas.microsoft.com/office/word/2010/wordprocessingInk" xmlns:wne="http://schemas.microsoft.com/office/word/2006/wordml" xmlns:wps="http://schemas.microsoft.com/office/word/2010/wordprocessingShape" mc:Ignorable="w14 w15 w16se w16cid w16 w16cex w16sdtdh w16sdtfl w16du wp14">
   <w:p>
     <w:pPr>
       <w:pStyle w:val="Header"/>
@@ -760,7 +726,7 @@
 </file>
 
 <file path=word/header2.xml><?xml version="1.0" encoding="utf-8"?>
-<w:hdr xmlns:wpc="http://schemas.microsoft.com/office/word/2010/wordprocessingCanvas" xmlns:cx="http://schemas.microsoft.com/office/drawing/2014/chartex" xmlns:cx1="http://schemas.microsoft.com/office/drawing/2015/9/8/chartex" xmlns:cx2="http://schemas.microsoft.com/office/drawing/2015/10/21/chartex" xmlns:cx3="http://schemas.microsoft.com/office/drawing/2016/5/9/chartex" xmlns:cx4="http://schemas.microsoft.com/office/drawing/2016/5/10/chartex" xmlns:cx5="http://schemas.microsoft.com/office/drawing/2016/5/11/chartex" xmlns:cx6="http://schemas.microsoft.com/office/drawing/2016/5/12/chartex" xmlns:cx7="http://schemas.microsoft.com/office/drawing/2016/5/13/chartex" xmlns:cx8="http://schemas.microsoft.com/office/drawing/2016/5/14/chartex" xmlns:mc="http://schemas.openxmlformats.org/markup-compatibility/2006" xmlns:aink="http://schemas.microsoft.com/office/drawing/2016/ink" xmlns:am3d="http://schemas.microsoft.com/office/drawing/2017/model3d" xmlns:o="urn:schemas-microsoft-com:office:office" xmlns:oel="http://schemas.microsoft.com/office/2019/extlst" xmlns:r="http://schemas.openxmlformats.org/officeDocument/2006/relationships" xmlns:m="http://schemas.openxmlformats.org/officeDocument/2006/math" xmlns:v="urn:schemas-microsoft-com:vml" xmlns:wp14="http://schemas.microsoft.com/office/word/2010/wordprocessingDrawing" xmlns:wp="http://schemas.openxmlformats.org/drawingml/2006/wordprocessingDrawing" xmlns:w10="urn:schemas-microsoft-com:office:word" xmlns:w="http://schemas.openxmlformats.org/wordprocessingml/2006/main" xmlns:w14="http://schemas.microsoft.com/office/word/2010/wordml" xmlns:w15="http://schemas.microsoft.com/office/word/2012/wordml" xmlns:w16cex="http://schemas.microsoft.com/office/word/2018/wordml/cex" xmlns:w16cid="http://schemas.microsoft.com/office/word/2016/wordml/cid" xmlns:w16="http://schemas.microsoft.com/office/word/2018/wordml" xmlns:w16sdtdh="http://schemas.microsoft.com/office/word/2020/wordml/sdtdatahash" xmlns:w16se="http://schemas.microsoft.com/office/word/2015/wordml/symex" xmlns:wpg="http://schemas.microsoft.com/office/word/2010/wordprocessingGroup" xmlns:wpi="http://schemas.microsoft.com/office/word/2010/wordprocessingInk" xmlns:wne="http://schemas.microsoft.com/office/word/2006/wordml" xmlns:wps="http://schemas.microsoft.com/office/word/2010/wordprocessingShape" mc:Ignorable="w14 w15 w16se w16cid w16 w16cex w16sdtdh wp14">
+<w:hdr xmlns:wpc="http://schemas.microsoft.com/office/word/2010/wordprocessingCanvas" xmlns:cx="http://schemas.microsoft.com/office/drawing/2014/chartex" xmlns:cx1="http://schemas.microsoft.com/office/drawing/2015/9/8/chartex" xmlns:cx2="http://schemas.microsoft.com/office/drawing/2015/10/21/chartex" xmlns:cx3="http://schemas.microsoft.com/office/drawing/2016/5/9/chartex" xmlns:cx4="http://schemas.microsoft.com/office/drawing/2016/5/10/chartex" xmlns:cx5="http://schemas.microsoft.com/office/drawing/2016/5/11/chartex" xmlns:cx6="http://schemas.microsoft.com/office/drawing/2016/5/12/chartex" xmlns:cx7="http://schemas.microsoft.com/office/drawing/2016/5/13/chartex" xmlns:cx8="http://schemas.microsoft.com/office/drawing/2016/5/14/chartex" xmlns:mc="http://schemas.openxmlformats.org/markup-compatibility/2006" xmlns:aink="http://schemas.microsoft.com/office/drawing/2016/ink" xmlns:am3d="http://schemas.microsoft.com/office/drawing/2017/model3d" xmlns:o="urn:schemas-microsoft-com:office:office" xmlns:oel="http://schemas.microsoft.com/office/2019/extlst" xmlns:r="http://schemas.openxmlformats.org/officeDocument/2006/relationships" xmlns:m="http://schemas.openxmlformats.org/officeDocument/2006/math" xmlns:v="urn:schemas-microsoft-com:vml" xmlns:wp14="http://schemas.microsoft.com/office/word/2010/wordprocessingDrawing" xmlns:wp="http://schemas.openxmlformats.org/drawingml/2006/wordprocessingDrawing" xmlns:w10="urn:schemas-microsoft-com:office:word" xmlns:w="http://schemas.openxmlformats.org/wordprocessingml/2006/main" xmlns:w14="http://schemas.microsoft.com/office/word/2010/wordml" xmlns:w15="http://schemas.microsoft.com/office/word/2012/wordml" xmlns:w16cex="http://schemas.microsoft.com/office/word/2018/wordml/cex" xmlns:w16cid="http://schemas.microsoft.com/office/word/2016/wordml/cid" xmlns:w16="http://schemas.microsoft.com/office/word/2018/wordml" xmlns:w16du="http://schemas.microsoft.com/office/word/2023/wordml/word16du" xmlns:w16sdtdh="http://schemas.microsoft.com/office/word/2020/wordml/sdtdatahash" xmlns:w16sdtfl="http://schemas.microsoft.com/office/word/2024/wordml/sdtformatlock" xmlns:w16se="http://schemas.microsoft.com/office/word/2015/wordml/symex" xmlns:wpg="http://schemas.microsoft.com/office/word/2010/wordprocessingGroup" xmlns:wpi="http://schemas.microsoft.com/office/word/2010/wordprocessingInk" xmlns:wne="http://schemas.microsoft.com/office/word/2006/wordml" xmlns:wps="http://schemas.microsoft.com/office/word/2010/wordprocessingShape" mc:Ignorable="w14 w15 w16se w16cid w16 w16cex w16sdtdh w16sdtfl w16du wp14">
   <w:p>
     <w:pPr>
       <w:pStyle w:val="Header"/>
@@ -771,7 +737,7 @@
 </file>
 
 <file path=word/header3.xml><?xml version="1.0" encoding="utf-8"?>
-<w:hdr xmlns:wpc="http://schemas.microsoft.com/office/word/2010/wordprocessingCanvas" xmlns:cx="http://schemas.microsoft.com/office/drawing/2014/chartex" xmlns:cx1="http://schemas.microsoft.com/office/drawing/2015/9/8/chartex" xmlns:cx2="http://schemas.microsoft.com/office/drawing/2015/10/21/chartex" xmlns:cx3="http://schemas.microsoft.com/office/drawing/2016/5/9/chartex" xmlns:cx4="http://schemas.microsoft.com/office/drawing/2016/5/10/chartex" xmlns:cx5="http://schemas.microsoft.com/office/drawing/2016/5/11/chartex" xmlns:cx6="http://schemas.microsoft.com/office/drawing/2016/5/12/chartex" xmlns:cx7="http://schemas.microsoft.com/office/drawing/2016/5/13/chartex" xmlns:cx8="http://schemas.microsoft.com/office/drawing/2016/5/14/chartex" xmlns:mc="http://schemas.openxmlformats.org/markup-compatibility/2006" xmlns:aink="http://schemas.microsoft.com/office/drawing/2016/ink" xmlns:am3d="http://schemas.microsoft.com/office/drawing/2017/model3d" xmlns:o="urn:schemas-microsoft-com:office:office" xmlns:oel="http://schemas.microsoft.com/office/2019/extlst" xmlns:r="http://schemas.openxmlformats.org/officeDocument/2006/relationships" xmlns:m="http://schemas.openxmlformats.org/officeDocument/2006/math" xmlns:v="urn:schemas-microsoft-com:vml" xmlns:wp14="http://schemas.microsoft.com/office/word/2010/wordprocessingDrawing" xmlns:wp="http://schemas.openxmlformats.org/drawingml/2006/wordprocessingDrawing" xmlns:w10="urn:schemas-microsoft-com:office:word" xmlns:w="http://schemas.openxmlformats.org/wordprocessingml/2006/main" xmlns:w14="http://schemas.microsoft.com/office/word/2010/wordml" xmlns:w15="http://schemas.microsoft.com/office/word/2012/wordml" xmlns:w16cex="http://schemas.microsoft.com/office/word/2018/wordml/cex" xmlns:w16cid="http://schemas.microsoft.com/office/word/2016/wordml/cid" xmlns:w16="http://schemas.microsoft.com/office/word/2018/wordml" xmlns:w16sdtdh="http://schemas.microsoft.com/office/word/2020/wordml/sdtdatahash" xmlns:w16se="http://schemas.microsoft.com/office/word/2015/wordml/symex" xmlns:wpg="http://schemas.microsoft.com/office/word/2010/wordprocessingGroup" xmlns:wpi="http://schemas.microsoft.com/office/word/2010/wordprocessingInk" xmlns:wne="http://schemas.microsoft.com/office/word/2006/wordml" xmlns:wps="http://schemas.microsoft.com/office/word/2010/wordprocessingShape" mc:Ignorable="w14 w15 w16se w16cid w16 w16cex w16sdtdh wp14">
+<w:hdr xmlns:wpc="http://schemas.microsoft.com/office/word/2010/wordprocessingCanvas" xmlns:cx="http://schemas.microsoft.com/office/drawing/2014/chartex" xmlns:cx1="http://schemas.microsoft.com/office/drawing/2015/9/8/chartex" xmlns:cx2="http://schemas.microsoft.com/office/drawing/2015/10/21/chartex" xmlns:cx3="http://schemas.microsoft.com/office/drawing/2016/5/9/chartex" xmlns:cx4="http://schemas.microsoft.com/office/drawing/2016/5/10/chartex" xmlns:cx5="http://schemas.microsoft.com/office/drawing/2016/5/11/chartex" xmlns:cx6="http://schemas.microsoft.com/office/drawing/2016/5/12/chartex" xmlns:cx7="http://schemas.microsoft.com/office/drawing/2016/5/13/chartex" xmlns:cx8="http://schemas.microsoft.com/office/drawing/2016/5/14/chartex" xmlns:mc="http://schemas.openxmlformats.org/markup-compatibility/2006" xmlns:aink="http://schemas.microsoft.com/office/drawing/2016/ink" xmlns:am3d="http://schemas.microsoft.com/office/drawing/2017/model3d" xmlns:o="urn:schemas-microsoft-com:office:office" xmlns:oel="http://schemas.microsoft.com/office/2019/extlst" xmlns:r="http://schemas.openxmlformats.org/officeDocument/2006/relationships" xmlns:m="http://schemas.openxmlformats.org/officeDocument/2006/math" xmlns:v="urn:schemas-microsoft-com:vml" xmlns:wp14="http://schemas.microsoft.com/office/word/2010/wordprocessingDrawing" xmlns:wp="http://schemas.openxmlformats.org/drawingml/2006/wordprocessingDrawing" xmlns:w10="urn:schemas-microsoft-com:office:word" xmlns:w="http://schemas.openxmlformats.org/wordprocessingml/2006/main" xmlns:w14="http://schemas.microsoft.com/office/word/2010/wordml" xmlns:w15="http://schemas.microsoft.com/office/word/2012/wordml" xmlns:w16cex="http://schemas.microsoft.com/office/word/2018/wordml/cex" xmlns:w16cid="http://schemas.microsoft.com/office/word/2016/wordml/cid" xmlns:w16="http://schemas.microsoft.com/office/word/2018/wordml" xmlns:w16du="http://schemas.microsoft.com/office/word/2023/wordml/word16du" xmlns:w16sdtdh="http://schemas.microsoft.com/office/word/2020/wordml/sdtdatahash" xmlns:w16sdtfl="http://schemas.microsoft.com/office/word/2024/wordml/sdtformatlock" xmlns:w16se="http://schemas.microsoft.com/office/word/2015/wordml/symex" xmlns:wpg="http://schemas.microsoft.com/office/word/2010/wordprocessingGroup" xmlns:wpi="http://schemas.microsoft.com/office/word/2010/wordprocessingInk" xmlns:wne="http://schemas.microsoft.com/office/word/2006/wordml" xmlns:wps="http://schemas.microsoft.com/office/word/2010/wordprocessingShape" mc:Ignorable="w14 w15 w16se w16cid w16 w16cex w16sdtdh w16sdtfl w16du wp14">
   <w:p>
     <w:pPr>
       <w:pStyle w:val="Header"/>
@@ -780,7 +746,7 @@
     <w:r>
       <w:tab/>
       <w:tab/>
-      <w:t>2026-06-17</w:t>
+      <w:t>2026-06-18</w:t>
       <w:br/>
       <w:br/>
     </w:r>
@@ -797,7 +763,7 @@
 </file>
 
 <file path=word/numbering.xml><?xml version="1.0" encoding="utf-8"?>
-<w:numbering xmlns:wpc="http://schemas.microsoft.com/office/word/2010/wordprocessingCanvas" xmlns:cx="http://schemas.microsoft.com/office/drawing/2014/chartex" xmlns:cx1="http://schemas.microsoft.com/office/drawing/2015/9/8/chartex" xmlns:cx2="http://schemas.microsoft.com/office/drawing/2015/10/21/chartex" xmlns:cx3="http://schemas.microsoft.com/office/drawing/2016/5/9/chartex" xmlns:cx4="http://schemas.microsoft.com/office/drawing/2016/5/10/chartex" xmlns:cx5="http://schemas.microsoft.com/office/drawing/2016/5/11/chartex" xmlns:cx6="http://schemas.microsoft.com/office/drawing/2016/5/12/chartex" xmlns:cx7="http://schemas.microsoft.com/office/drawing/2016/5/13/chartex" xmlns:cx8="http://schemas.microsoft.com/office/drawing/2016/5/14/chartex" xmlns:mc="http://schemas.openxmlformats.org/markup-compatibility/2006" xmlns:aink="http://schemas.microsoft.com/office/drawing/2016/ink" xmlns:am3d="http://schemas.microsoft.com/office/drawing/2017/model3d" xmlns:o="urn:schemas-microsoft-com:office:office" xmlns:oel="http://schemas.microsoft.com/office/2019/extlst" xmlns:r="http://schemas.openxmlformats.org/officeDocument/2006/relationships" xmlns:m="http://schemas.openxmlformats.org/officeDocument/2006/math" xmlns:v="urn:schemas-microsoft-com:vml" xmlns:wp14="http://schemas.microsoft.com/office/word/2010/wordprocessingDrawing" xmlns:wp="http://schemas.openxmlformats.org/drawingml/2006/wordprocessingDrawing" xmlns:w10="urn:schemas-microsoft-com:office:word" xmlns:w="http://schemas.openxmlformats.org/wordprocessingml/2006/main" xmlns:w14="http://schemas.microsoft.com/office/word/2010/wordml" xmlns:w15="http://schemas.microsoft.com/office/word/2012/wordml" xmlns:w16cex="http://schemas.microsoft.com/office/word/2018/wordml/cex" xmlns:w16cid="http://schemas.microsoft.com/office/word/2016/wordml/cid" xmlns:w16="http://schemas.microsoft.com/office/word/2018/wordml" xmlns:w16sdtdh="http://schemas.microsoft.com/office/word/2020/wordml/sdtdatahash" xmlns:w16se="http://schemas.microsoft.com/office/word/2015/wordml/symex" xmlns:wpg="http://schemas.microsoft.com/office/word/2010/wordprocessingGroup" xmlns:wpi="http://schemas.microsoft.com/office/word/2010/wordprocessingInk" xmlns:wne="http://schemas.microsoft.com/office/word/2006/wordml" xmlns:wps="http://schemas.microsoft.com/office/word/2010/wordprocessingShape" mc:Ignorable="w14 w15 w16se w16cid w16 w16cex w16sdtdh wp14">
+<w:numbering xmlns:wpc="http://schemas.microsoft.com/office/word/2010/wordprocessingCanvas" xmlns:cx="http://schemas.microsoft.com/office/drawing/2014/chartex" xmlns:cx1="http://schemas.microsoft.com/office/drawing/2015/9/8/chartex" xmlns:cx2="http://schemas.microsoft.com/office/drawing/2015/10/21/chartex" xmlns:cx3="http://schemas.microsoft.com/office/drawing/2016/5/9/chartex" xmlns:cx4="http://schemas.microsoft.com/office/drawing/2016/5/10/chartex" xmlns:cx5="http://schemas.microsoft.com/office/drawing/2016/5/11/chartex" xmlns:cx6="http://schemas.microsoft.com/office/drawing/2016/5/12/chartex" xmlns:cx7="http://schemas.microsoft.com/office/drawing/2016/5/13/chartex" xmlns:cx8="http://schemas.microsoft.com/office/drawing/2016/5/14/chartex" xmlns:mc="http://schemas.openxmlformats.org/markup-compatibility/2006" xmlns:aink="http://schemas.microsoft.com/office/drawing/2016/ink" xmlns:am3d="http://schemas.microsoft.com/office/drawing/2017/model3d" xmlns:o="urn:schemas-microsoft-com:office:office" xmlns:oel="http://schemas.microsoft.com/office/2019/extlst" xmlns:r="http://schemas.openxmlformats.org/officeDocument/2006/relationships" xmlns:m="http://schemas.openxmlformats.org/officeDocument/2006/math" xmlns:v="urn:schemas-microsoft-com:vml" xmlns:wp14="http://schemas.microsoft.com/office/word/2010/wordprocessingDrawing" xmlns:wp="http://schemas.openxmlformats.org/drawingml/2006/wordprocessingDrawing" xmlns:w10="urn:schemas-microsoft-com:office:word" xmlns:w="http://schemas.openxmlformats.org/wordprocessingml/2006/main" xmlns:w14="http://schemas.microsoft.com/office/word/2010/wordml" xmlns:w15="http://schemas.microsoft.com/office/word/2012/wordml" xmlns:w16cex="http://schemas.microsoft.com/office/word/2018/wordml/cex" xmlns:w16cid="http://schemas.microsoft.com/office/word/2016/wordml/cid" xmlns:w16="http://schemas.microsoft.com/office/word/2018/wordml" xmlns:w16du="http://schemas.microsoft.com/office/word/2023/wordml/word16du" xmlns:w16sdtdh="http://schemas.microsoft.com/office/word/2020/wordml/sdtdatahash" xmlns:w16sdtfl="http://schemas.microsoft.com/office/word/2024/wordml/sdtformatlock" xmlns:w16se="http://schemas.microsoft.com/office/word/2015/wordml/symex" xmlns:wpg="http://schemas.microsoft.com/office/word/2010/wordprocessingGroup" xmlns:wpi="http://schemas.microsoft.com/office/word/2010/wordprocessingInk" xmlns:wne="http://schemas.microsoft.com/office/word/2006/wordml" xmlns:wps="http://schemas.microsoft.com/office/word/2010/wordprocessingShape" mc:Ignorable="w14 w15 w16se w16cid w16 w16cex w16sdtdh w16sdtfl w16du wp14">
   <w:abstractNum w:abstractNumId="0" w15:restartNumberingAfterBreak="0">
     <w:nsid w:val="FFFFFF7C"/>
     <w:multiLevelType w:val="singleLevel"/>
@@ -1000,7 +966,7 @@
 </file>
 
 <file path=word/styles.xml><?xml version="1.0" encoding="utf-8"?>
-<w:styles xmlns:mc="http://schemas.openxmlformats.org/markup-compatibility/2006" xmlns:r="http://schemas.openxmlformats.org/officeDocument/2006/relationships" xmlns:w="http://schemas.openxmlformats.org/wordprocessingml/2006/main" xmlns:w14="http://schemas.microsoft.com/office/word/2010/wordml" xmlns:w15="http://schemas.microsoft.com/office/word/2012/wordml" xmlns:w16cex="http://schemas.microsoft.com/office/word/2018/wordml/cex" xmlns:w16cid="http://schemas.microsoft.com/office/word/2016/wordml/cid" xmlns:w16="http://schemas.microsoft.com/office/word/2018/wordml" xmlns:w16sdtdh="http://schemas.microsoft.com/office/word/2020/wordml/sdtdatahash" xmlns:w16se="http://schemas.microsoft.com/office/word/2015/wordml/symex" mc:Ignorable="w14 w15 w16se w16cid w16 w16cex w16sdtdh">
+<w:styles xmlns:mc="http://schemas.openxmlformats.org/markup-compatibility/2006" xmlns:r="http://schemas.openxmlformats.org/officeDocument/2006/relationships" xmlns:w="http://schemas.openxmlformats.org/wordprocessingml/2006/main" xmlns:w14="http://schemas.microsoft.com/office/word/2010/wordml" xmlns:w15="http://schemas.microsoft.com/office/word/2012/wordml" xmlns:w16cex="http://schemas.microsoft.com/office/word/2018/wordml/cex" xmlns:w16cid="http://schemas.microsoft.com/office/word/2016/wordml/cid" xmlns:w16="http://schemas.microsoft.com/office/word/2018/wordml" xmlns:w16du="http://schemas.microsoft.com/office/word/2023/wordml/word16du" xmlns:w16sdtdh="http://schemas.microsoft.com/office/word/2020/wordml/sdtdatahash" xmlns:w16sdtfl="http://schemas.microsoft.com/office/word/2024/wordml/sdtformatlock" xmlns:w16se="http://schemas.microsoft.com/office/word/2015/wordml/symex" mc:Ignorable="w14 w15 w16se w16cid w16 w16cex w16sdtdh w16sdtfl w16du">
   <w:docDefaults>
     <w:rPrDefault>
       <w:rPr>
@@ -1758,7 +1724,7 @@
     <w:link w:val="TitleChar"/>
     <w:uiPriority w:val="10"/>
     <w:qFormat/>
-    <w:rsid w:val="007106C8"/>
+    <w:rsid w:val="00E854FA"/>
     <w:pPr>
       <w:spacing w:after="300" w:line="240" w:lineRule="auto"/>
       <w:contextualSpacing/>
@@ -1768,7 +1734,7 @@
       <w:rFonts w:eastAsiaTheme="majorEastAsia" w:cstheme="majorBidi"/>
       <w:spacing w:val="5"/>
       <w:kern w:val="28"/>
-      <w:sz w:val="52"/>
+      <w:sz w:val="40"/>
       <w:szCs w:val="52"/>
       <w:lang w:val="sv-SE" w:eastAsia="en-US" w:bidi="ar-SA"/>
     </w:rPr>
@@ -1778,12 +1744,12 @@
     <w:basedOn w:val="DefaultParagraphFont"/>
     <w:link w:val="Title"/>
     <w:uiPriority w:val="10"/>
-    <w:rsid w:val="007106C8"/>
+    <w:rsid w:val="00E854FA"/>
     <w:rPr>
       <w:rFonts w:ascii="Times New Roman" w:eastAsiaTheme="majorEastAsia" w:hAnsi="Times New Roman" w:cstheme="majorBidi"/>
       <w:spacing w:val="5"/>
       <w:kern w:val="28"/>
-      <w:sz w:val="52"/>
+      <w:sz w:val="40"/>
       <w:szCs w:val="52"/>
       <w:lang w:val="sv-SE" w:eastAsia="en-US" w:bidi="ar-SA"/>
     </w:rPr>

--- a/klagomål/A 7034-2026 FSC-klagomål.docx
+++ b/klagomål/A 7034-2026 FSC-klagomål.docx
@@ -746,7 +746,7 @@
     <w:r>
       <w:tab/>
       <w:tab/>
-      <w:t>2026-06-18</w:t>
+      <w:t>2026-06-19</w:t>
       <w:br/>
       <w:br/>
     </w:r>

--- a/klagomål/A 7034-2026 FSC-klagomål.docx
+++ b/klagomål/A 7034-2026 FSC-klagomål.docx
@@ -746,7 +746,7 @@
     <w:r>
       <w:tab/>
       <w:tab/>
-      <w:t>2026-06-19</w:t>
+      <w:t>2026-06-20</w:t>
       <w:br/>
       <w:br/>
     </w:r>

--- a/klagomål/A 7034-2026 FSC-klagomål.docx
+++ b/klagomål/A 7034-2026 FSC-klagomål.docx
@@ -168,38 +168,7 @@
     </w:p>
     <w:p>
       <w:r>
-        <w:t>Detta dokument behandlar höga naturvärden i avverkningsanmälan A 7034-2026 i Åre kommun som inkom 2026-02-04 och omfattar 12,9 ha.</w:t>
-      </w:r>
-    </w:p>
-    <w:p>
-      <w:r>
-        <w:t>Nedan presenteras fynd av naturvårdsarter som gjorts i det avverkningsanmälda området, samt relevanta utdrag ur standarderna för FSC, Chain of Custody, Controlled Wood och PEFC.</w:t>
-      </w:r>
-    </w:p>
-    <w:p>
-      <w:r>
-        <w:t>Vi förväntar oss att ni återkommer med ett skriftligt svar på vårt klagomål och även beskriver vilka korrigerande åtgärder ni satt in för att rätta till identifierade brister i er efterlevnad av den svenska FSC standarden.</w:t>
-      </w:r>
-    </w:p>
-    <w:p>
-      <w:pPr>
-        <w:pStyle w:val="Heading1"/>
-      </w:pPr>
-      <w:r>
-        <w:t>Naturvårdsarter</w:t>
-      </w:r>
-    </w:p>
-    <w:p>
-      <w:r>
-        <w:t>I avverkningsanmälan har följande 7 naturvårdsarter hittats: borgsjömusseron (VU), garnlav (VU, T), liten svartspik (NT), vitgrynig nållav (NT), diskvaxskivling (S), svavelriska (S) och trådticka (S, T). Av dessa är 4 rödlistade. För rödlistade arter har rödlistekategorin angivits inom parentes. Arter som är signalarter enligt Skogsstyrelsen har markerats med (S). Typiska arter inom Natura 2000 som är kopplade till skogsekosystem har markerats med (T).</w:t>
-      </w:r>
-    </w:p>
-    <w:p>
-      <w:r>
-        <w:t>De påträffade naturvårdsarterna är ett tydligt kvitto på att det rör sig om en skog med höga naturvärden.</w:t>
-      </w:r>
-      <w:r>
-        <w:t xml:space="preserve"> I Figur 1 visas fyndplatser för naturvårdsarter i området, som finns registrerade på Artportalen.</w:t>
+        <w:t>Detta klagomål behandlar höga naturvärden i avverkningsanmälan A 7034-2026 i Åre kommun som inkom 2026-02-04 och omfattar 12,9 ha.</w:t>
       </w:r>
     </w:p>
     <w:p>
@@ -247,7 +216,35 @@
         <w:spacing w:after="240"/>
       </w:pPr>
       <w:r>
-        <w:t>Figur 1. Fyndplatser för naturvårdsarter i avverkningsanmälan (röd linje). Markörer utan svart kant är placerade på fyndplatsen. Markörer med svart kant är placerade vid sidan av fyndplatsen och har ett svart streck som visar fyndplatsens exakta position. Kartans mittpunktskoordinat är N 7041453, E 402612 i SWEREF 99 TM.</w:t>
+        <w:t>Figur 1. Fyndplatser för naturvårdsarter i avverkningsanmälan. Markörer utan svart kant är placerade på fyndplatsen. Markörer med svart kant är placerade vid sidan av fyndplatsen har ett svart streck som visar fyndplatsens exakta position. Kartans mittpunktskoordinat är N 7041453, E 402612 i SWEREF 99 TM.</w:t>
+      </w:r>
+    </w:p>
+    <w:p>
+      <w:r>
+        <w:t>I avverkningsanmälan finns fynd av 7 naturvårdsarter, varav 4 är rödlistade, 2 är typiska (T) och 3 är signalarter (S): borgsjömusseron (VU), garnlav (VU, T), liten svartspik (NT), vitgrynig nållav (NT), diskvaxskivling (S), svavelriska (S) och trådticka (S, T). Se Figur 1.</w:t>
+      </w:r>
+    </w:p>
+    <w:p>
+      <w:r>
+        <w:t>Nedan presenteras relevanta utdrag ur standarderna för FSC, Chain of Custody, Controlled Wood och PEFC.</w:t>
+      </w:r>
+    </w:p>
+    <w:p>
+      <w:r>
+        <w:t>Vi förväntar oss att ni återkommer med ett skriftligt svar på vårt klagomål och även beskriver vilka korrigerande åtgärder ni satt in för att rätta till identifierade brister i er efterlevnad av den svenska FSC standarden.</w:t>
+      </w:r>
+    </w:p>
+    <w:p>
+      <w:pPr>
+        <w:pStyle w:val="Heading1"/>
+      </w:pPr>
+      <w:r>
+        <w:t>Naturvårdsarter och fridlysta arter</w:t>
+      </w:r>
+    </w:p>
+    <w:p>
+      <w:r>
+        <w:t>Nedan följer beskrivningar av de naturvårdsarter och fridlysta arter som har sina livsmiljöer och växtplatser i den avverkningsanmälda skogen. De påträffade naturvårdsarterna är ett tydligt kvitto på att det rör sig om en skog med höga naturvärden.</w:t>
       </w:r>
     </w:p>
     <w:p>
@@ -306,6 +303,17 @@
         <w:rPr>
           <w:b/>
         </w:rPr>
+        <w:t>Vitgrynig nållav (NT)</w:t>
+      </w:r>
+      <w:r>
+        <w:t xml:space="preserve"> växer nästan uteslutande på bark av gamla, senvuxna granar i skuggiga lägen med hög och jämn luftfuktighet. Den vanligaste naturtypen för arten är kontinuitetsskogar på frisk mark men den finns också i sumpgranskogar. På lång sikt utgör avverkningar av olikåldriga granskogar av naturskogskaraktär ett allvarligt hot mot arten och skogsbruksåtgärder på eller i närheten av växtplatserna bör undvikas. Naturskogsartade, fuktiga granskogar med förekomster av arten signalerar höga biologiska värden och bör bevaras (SLU Artdatabanken, 2024; Nitare &amp; Skogsstyrelsen, 2019).</w:t>
+      </w:r>
+    </w:p>
+    <w:p>
+      <w:r>
+        <w:rPr>
+          <w:b/>
+        </w:rPr>
         <w:t xml:space="preserve">Trådticka </w:t>
       </w:r>
       <w:r>
@@ -328,17 +336,6 @@
       </w:r>
       <w:r>
         <w:t>(SLU Artdatabanken, 2025).</w:t>
-      </w:r>
-    </w:p>
-    <w:p>
-      <w:r>
-        <w:rPr>
-          <w:b/>
-        </w:rPr>
-        <w:t>Vitgrynig nållav (NT)</w:t>
-      </w:r>
-      <w:r>
-        <w:t xml:space="preserve"> växer nästan uteslutande på bark av gamla, senvuxna granar i skuggiga lägen med hög och jämn luftfuktighet. Den vanligaste naturtypen för arten är kontinuitetsskogar på frisk mark men den finns också i sumpgranskogar. På lång sikt utgör avverkningar av olikåldriga granskogar av naturskogskaraktär ett allvarligt hot mot arten och skogsbruksåtgärder på eller i närheten av växtplatserna bör undvikas. Naturskogsartade, fuktiga granskogar med förekomster av arten signalerar höga biologiska värden och bör bevaras (SLU Artdatabanken, 2024; Nitare &amp; Skogsstyrelsen, 2019).</w:t>
       </w:r>
     </w:p>
     <w:p>
@@ -746,7 +743,7 @@
     <w:r>
       <w:tab/>
       <w:tab/>
-      <w:t>2026-06-20</w:t>
+      <w:t>2026-06-21</w:t>
       <w:br/>
       <w:br/>
     </w:r>

--- a/klagomål/A 7034-2026 FSC-klagomål.docx
+++ b/klagomål/A 7034-2026 FSC-klagomål.docx
@@ -743,7 +743,7 @@
     <w:r>
       <w:tab/>
       <w:tab/>
-      <w:t>2026-06-21</w:t>
+      <w:t>2026-06-22</w:t>
       <w:br/>
       <w:br/>
     </w:r>

--- a/klagomål/A 7034-2026 FSC-klagomål.docx
+++ b/klagomål/A 7034-2026 FSC-klagomål.docx
@@ -743,7 +743,7 @@
     <w:r>
       <w:tab/>
       <w:tab/>
-      <w:t>2026-06-22</w:t>
+      <w:t>2026-06-23</w:t>
       <w:br/>
       <w:br/>
     </w:r>

--- a/klagomål/A 7034-2026 FSC-klagomål.docx
+++ b/klagomål/A 7034-2026 FSC-klagomål.docx
@@ -743,7 +743,7 @@
     <w:r>
       <w:tab/>
       <w:tab/>
-      <w:t>2026-06-23</w:t>
+      <w:t>2026-06-24</w:t>
       <w:br/>
       <w:br/>
     </w:r>

--- a/klagomål/A 7034-2026 FSC-klagomål.docx
+++ b/klagomål/A 7034-2026 FSC-klagomål.docx
@@ -743,7 +743,7 @@
     <w:r>
       <w:tab/>
       <w:tab/>
-      <w:t>2026-06-24</w:t>
+      <w:t>2026-06-25</w:t>
       <w:br/>
       <w:br/>
     </w:r>

--- a/klagomål/A 7034-2026 FSC-klagomål.docx
+++ b/klagomål/A 7034-2026 FSC-klagomål.docx
@@ -743,7 +743,7 @@
     <w:r>
       <w:tab/>
       <w:tab/>
-      <w:t>2026-06-25</w:t>
+      <w:t>2026-06-26</w:t>
       <w:br/>
       <w:br/>
     </w:r>

--- a/klagomål/A 7034-2026 FSC-klagomål.docx
+++ b/klagomål/A 7034-2026 FSC-klagomål.docx
@@ -743,7 +743,7 @@
     <w:r>
       <w:tab/>
       <w:tab/>
-      <w:t>2026-06-26</w:t>
+      <w:t>2026-06-27</w:t>
       <w:br/>
       <w:br/>
     </w:r>

--- a/klagomål/A 7034-2026 FSC-klagomål.docx
+++ b/klagomål/A 7034-2026 FSC-klagomål.docx
@@ -743,7 +743,7 @@
     <w:r>
       <w:tab/>
       <w:tab/>
-      <w:t>2026-06-27</w:t>
+      <w:t>2026-06-28</w:t>
       <w:br/>
       <w:br/>
     </w:r>

--- a/klagomål/A 7034-2026 FSC-klagomål.docx
+++ b/klagomål/A 7034-2026 FSC-klagomål.docx
@@ -743,7 +743,7 @@
     <w:r>
       <w:tab/>
       <w:tab/>
-      <w:t>2026-06-28</w:t>
+      <w:t>2026-06-29</w:t>
       <w:br/>
       <w:br/>
     </w:r>

--- a/klagomål/A 7034-2026 FSC-klagomål.docx
+++ b/klagomål/A 7034-2026 FSC-klagomål.docx
@@ -743,7 +743,7 @@
     <w:r>
       <w:tab/>
       <w:tab/>
-      <w:t>2026-06-29</w:t>
+      <w:t>2026-06-30</w:t>
       <w:br/>
       <w:br/>
     </w:r>

--- a/klagomål/A 7034-2026 FSC-klagomål.docx
+++ b/klagomål/A 7034-2026 FSC-klagomål.docx
@@ -743,7 +743,7 @@
     <w:r>
       <w:tab/>
       <w:tab/>
-      <w:t>2026-06-30</w:t>
+      <w:t>2026-07-01</w:t>
       <w:br/>
       <w:br/>
     </w:r>

--- a/klagomål/A 7034-2026 FSC-klagomål.docx
+++ b/klagomål/A 7034-2026 FSC-klagomål.docx
@@ -743,7 +743,7 @@
     <w:r>
       <w:tab/>
       <w:tab/>
-      <w:t>2026-07-01</w:t>
+      <w:t>2026-07-02</w:t>
       <w:br/>
       <w:br/>
     </w:r>

--- a/klagomål/A 7034-2026 FSC-klagomål.docx
+++ b/klagomål/A 7034-2026 FSC-klagomål.docx
@@ -743,7 +743,7 @@
     <w:r>
       <w:tab/>
       <w:tab/>
-      <w:t>2026-07-13</w:t>
+      <w:t>2026-07-14</w:t>
       <w:br/>
       <w:br/>
     </w:r>

--- a/klagomål/A 7034-2026 FSC-klagomål.docx
+++ b/klagomål/A 7034-2026 FSC-klagomål.docx
@@ -743,7 +743,7 @@
     <w:r>
       <w:tab/>
       <w:tab/>
-      <w:t>2026-07-14</w:t>
+      <w:t>2026-07-15</w:t>
       <w:br/>
       <w:br/>
     </w:r>

--- a/klagomål/A 7034-2026 FSC-klagomål.docx
+++ b/klagomål/A 7034-2026 FSC-klagomål.docx
@@ -743,7 +743,7 @@
     <w:r>
       <w:tab/>
       <w:tab/>
-      <w:t>2026-07-15</w:t>
+      <w:t>2026-07-16</w:t>
       <w:br/>
       <w:br/>
     </w:r>

--- a/klagomål/A 7034-2026 FSC-klagomål.docx
+++ b/klagomål/A 7034-2026 FSC-klagomål.docx
@@ -743,7 +743,7 @@
     <w:r>
       <w:tab/>
       <w:tab/>
-      <w:t>2026-07-16</w:t>
+      <w:t>2026-07-17</w:t>
       <w:br/>
       <w:br/>
     </w:r>

--- a/klagomål/A 7034-2026 FSC-klagomål.docx
+++ b/klagomål/A 7034-2026 FSC-klagomål.docx
@@ -743,7 +743,7 @@
     <w:r>
       <w:tab/>
       <w:tab/>
-      <w:t>2026-07-17</w:t>
+      <w:t>2026-07-18</w:t>
       <w:br/>
       <w:br/>
     </w:r>

--- a/klagomål/A 7034-2026 FSC-klagomål.docx
+++ b/klagomål/A 7034-2026 FSC-klagomål.docx
@@ -743,7 +743,7 @@
     <w:r>
       <w:tab/>
       <w:tab/>
-      <w:t>2026-07-18</w:t>
+      <w:t>2026-07-19</w:t>
       <w:br/>
       <w:br/>
     </w:r>

--- a/klagomål/A 7034-2026 FSC-klagomål.docx
+++ b/klagomål/A 7034-2026 FSC-klagomål.docx
@@ -743,7 +743,7 @@
     <w:r>
       <w:tab/>
       <w:tab/>
-      <w:t>2026-07-19</w:t>
+      <w:t>2026-07-20</w:t>
       <w:br/>
       <w:br/>
     </w:r>

--- a/klagomål/A 7034-2026 FSC-klagomål.docx
+++ b/klagomål/A 7034-2026 FSC-klagomål.docx
@@ -743,7 +743,7 @@
     <w:r>
       <w:tab/>
       <w:tab/>
-      <w:t>2026-07-20</w:t>
+      <w:t>2026-07-21</w:t>
       <w:br/>
       <w:br/>
     </w:r>

--- a/klagomål/A 7034-2026 FSC-klagomål.docx
+++ b/klagomål/A 7034-2026 FSC-klagomål.docx
@@ -743,7 +743,7 @@
     <w:r>
       <w:tab/>
       <w:tab/>
-      <w:t>2026-07-21</w:t>
+      <w:t>2026-07-22</w:t>
       <w:br/>
       <w:br/>
     </w:r>

--- a/klagomål/A 7034-2026 FSC-klagomål.docx
+++ b/klagomål/A 7034-2026 FSC-klagomål.docx
@@ -743,7 +743,7 @@
     <w:r>
       <w:tab/>
       <w:tab/>
-      <w:t>2026-07-22</w:t>
+      <w:t>2026-07-23</w:t>
       <w:br/>
       <w:br/>
     </w:r>

--- a/klagomål/A 7034-2026 FSC-klagomål.docx
+++ b/klagomål/A 7034-2026 FSC-klagomål.docx
@@ -743,7 +743,7 @@
     <w:r>
       <w:tab/>
       <w:tab/>
-      <w:t>2026-07-23</w:t>
+      <w:t>2026-07-24</w:t>
       <w:br/>
       <w:br/>
     </w:r>

--- a/klagomål/A 7034-2026 FSC-klagomål.docx
+++ b/klagomål/A 7034-2026 FSC-klagomål.docx
@@ -743,7 +743,7 @@
     <w:r>
       <w:tab/>
       <w:tab/>
-      <w:t>2026-07-24</w:t>
+      <w:t>2026-07-25</w:t>
       <w:br/>
       <w:br/>
     </w:r>

--- a/klagomål/A 7034-2026 FSC-klagomål.docx
+++ b/klagomål/A 7034-2026 FSC-klagomål.docx
@@ -743,7 +743,7 @@
     <w:r>
       <w:tab/>
       <w:tab/>
-      <w:t>2026-07-25</w:t>
+      <w:t>2026-07-26</w:t>
       <w:br/>
       <w:br/>
     </w:r>

--- a/klagomål/A 7034-2026 FSC-klagomål.docx
+++ b/klagomål/A 7034-2026 FSC-klagomål.docx
@@ -743,7 +743,7 @@
     <w:r>
       <w:tab/>
       <w:tab/>
-      <w:t>2026-07-26</w:t>
+      <w:t>2026-07-27</w:t>
       <w:br/>
       <w:br/>
     </w:r>

--- a/klagomål/A 7034-2026 FSC-klagomål.docx
+++ b/klagomål/A 7034-2026 FSC-klagomål.docx
@@ -743,7 +743,7 @@
     <w:r>
       <w:tab/>
       <w:tab/>
-      <w:t>2026-07-27</w:t>
+      <w:t>2026-07-28</w:t>
       <w:br/>
       <w:br/>
     </w:r>

--- a/klagomål/A 7034-2026 FSC-klagomål.docx
+++ b/klagomål/A 7034-2026 FSC-klagomål.docx
@@ -743,7 +743,7 @@
     <w:r>
       <w:tab/>
       <w:tab/>
-      <w:t>2026-07-28</w:t>
+      <w:t>2026-07-29</w:t>
       <w:br/>
       <w:br/>
     </w:r>

--- a/klagomål/A 7034-2026 FSC-klagomål.docx
+++ b/klagomål/A 7034-2026 FSC-klagomål.docx
@@ -743,7 +743,7 @@
     <w:r>
       <w:tab/>
       <w:tab/>
-      <w:t>2026-07-29</w:t>
+      <w:t>2026-07-30</w:t>
       <w:br/>
       <w:br/>
     </w:r>

--- a/klagomål/A 7034-2026 FSC-klagomål.docx
+++ b/klagomål/A 7034-2026 FSC-klagomål.docx
@@ -743,7 +743,7 @@
     <w:r>
       <w:tab/>
       <w:tab/>
-      <w:t>2026-07-30</w:t>
+      <w:t>2026-07-31</w:t>
       <w:br/>
       <w:br/>
     </w:r>

--- a/klagomål/A 7034-2026 FSC-klagomål.docx
+++ b/klagomål/A 7034-2026 FSC-klagomål.docx
@@ -743,7 +743,7 @@
     <w:r>
       <w:tab/>
       <w:tab/>
-      <w:t>2026-07-31</w:t>
+      <w:t>2026-08-01</w:t>
       <w:br/>
       <w:br/>
     </w:r>

--- a/klagomål/A 7034-2026 FSC-klagomål.docx
+++ b/klagomål/A 7034-2026 FSC-klagomål.docx
@@ -743,7 +743,7 @@
     <w:r>
       <w:tab/>
       <w:tab/>
-      <w:t>2026-08-01</w:t>
+      <w:t>2026-08-02</w:t>
       <w:br/>
       <w:br/>
     </w:r>

--- a/klagomål/A 7034-2026 FSC-klagomål.docx
+++ b/klagomål/A 7034-2026 FSC-klagomål.docx
@@ -743,7 +743,7 @@
     <w:r>
       <w:tab/>
       <w:tab/>
-      <w:t>2026-08-02</w:t>
+      <w:t>2026-08-03</w:t>
       <w:br/>
       <w:br/>
     </w:r>

--- a/klagomål/A 7034-2026 FSC-klagomål.docx
+++ b/klagomål/A 7034-2026 FSC-klagomål.docx
@@ -743,7 +743,7 @@
     <w:r>
       <w:tab/>
       <w:tab/>
-      <w:t>2026-08-03</w:t>
+      <w:t>2026-08-05</w:t>
       <w:br/>
       <w:br/>
     </w:r>

--- a/klagomål/A 7034-2026 FSC-klagomål.docx
+++ b/klagomål/A 7034-2026 FSC-klagomål.docx
@@ -743,7 +743,7 @@
     <w:r>
       <w:tab/>
       <w:tab/>
-      <w:t>2026-08-05</w:t>
+      <w:t>2026-08-07</w:t>
       <w:br/>
       <w:br/>
     </w:r>

--- a/klagomål/A 7034-2026 FSC-klagomål.docx
+++ b/klagomål/A 7034-2026 FSC-klagomål.docx
@@ -743,7 +743,7 @@
     <w:r>
       <w:tab/>
       <w:tab/>
-      <w:t>2026-08-07</w:t>
+      <w:t>2026-08-08</w:t>
       <w:br/>
       <w:br/>
     </w:r>

--- a/klagomål/A 7034-2026 FSC-klagomål.docx
+++ b/klagomål/A 7034-2026 FSC-klagomål.docx
@@ -216,7 +216,7 @@
         <w:spacing w:after="240"/>
       </w:pPr>
       <w:r>
-        <w:t>Figur 1. Fyndplatser för naturvårdsarter i avverkningsanmälan. Markörer utan svart kant är placerade på fyndplatsen. Markörer med svart kant är placerade vid sidan av fyndplatsen har ett svart streck som visar fyndplatsens exakta position. Kartans mittpunktskoordinat är N 7041453, E 402612 i SWEREF 99 TM.</w:t>
+        <w:t>Figur 1. Fyndplatser för naturvårdsarter i avverkningsanmälan. Markörer utan svart kant är placerade på fyndplatsen. Markörer med svart kant är placerade vid sidan av fyndplatsen och har ett svart streck som visar fyndplatsens exakta position. Kartans mittpunktskoordinat är N 7041453, E 402612 i SWEREF 99 TM.</w:t>
       </w:r>
     </w:p>
     <w:p>
@@ -743,7 +743,7 @@
     <w:r>
       <w:tab/>
       <w:tab/>
-      <w:t>2026-08-14</w:t>
+      <w:t>2026-08-15</w:t>
       <w:br/>
       <w:br/>
     </w:r>

--- a/klagomål/A 7034-2026 FSC-klagomål.docx
+++ b/klagomål/A 7034-2026 FSC-klagomål.docx
@@ -743,7 +743,7 @@
     <w:r>
       <w:tab/>
       <w:tab/>
-      <w:t>2026-08-15</w:t>
+      <w:t>2026-08-16</w:t>
       <w:br/>
       <w:br/>
     </w:r>

--- a/klagomål/A 7034-2026 FSC-klagomål.docx
+++ b/klagomål/A 7034-2026 FSC-klagomål.docx
@@ -743,7 +743,7 @@
     <w:r>
       <w:tab/>
       <w:tab/>
-      <w:t>2026-08-16</w:t>
+      <w:t>2026-08-17</w:t>
       <w:br/>
       <w:br/>
     </w:r>

--- a/klagomål/A 7034-2026 FSC-klagomål.docx
+++ b/klagomål/A 7034-2026 FSC-klagomål.docx
@@ -743,7 +743,7 @@
     <w:r>
       <w:tab/>
       <w:tab/>
-      <w:t>2026-08-17</w:t>
+      <w:t>2026-08-18</w:t>
       <w:br/>
       <w:br/>
     </w:r>

--- a/klagomål/A 7034-2026 FSC-klagomål.docx
+++ b/klagomål/A 7034-2026 FSC-klagomål.docx
@@ -743,7 +743,7 @@
     <w:r>
       <w:tab/>
       <w:tab/>
-      <w:t>2026-08-18</w:t>
+      <w:t>2026-08-19</w:t>
       <w:br/>
       <w:br/>
     </w:r>

--- a/klagomål/A 7034-2026 FSC-klagomål.docx
+++ b/klagomål/A 7034-2026 FSC-klagomål.docx
@@ -743,7 +743,7 @@
     <w:r>
       <w:tab/>
       <w:tab/>
-      <w:t>2026-08-19</w:t>
+      <w:t>2026-08-20</w:t>
       <w:br/>
       <w:br/>
     </w:r>

--- a/klagomål/A 7034-2026 FSC-klagomål.docx
+++ b/klagomål/A 7034-2026 FSC-klagomål.docx
@@ -743,7 +743,7 @@
     <w:r>
       <w:tab/>
       <w:tab/>
-      <w:t>2026-08-20</w:t>
+      <w:t>2026-08-21</w:t>
       <w:br/>
       <w:br/>
     </w:r>

--- a/klagomål/A 7034-2026 FSC-klagomål.docx
+++ b/klagomål/A 7034-2026 FSC-klagomål.docx
@@ -743,7 +743,7 @@
     <w:r>
       <w:tab/>
       <w:tab/>
-      <w:t>2026-08-21</w:t>
+      <w:t>2026-08-22</w:t>
       <w:br/>
       <w:br/>
     </w:r>

--- a/klagomål/A 7034-2026 FSC-klagomål.docx
+++ b/klagomål/A 7034-2026 FSC-klagomål.docx
@@ -743,7 +743,7 @@
     <w:r>
       <w:tab/>
       <w:tab/>
-      <w:t>2026-08-22</w:t>
+      <w:t>2026-08-23</w:t>
       <w:br/>
       <w:br/>
     </w:r>

--- a/klagomål/A 7034-2026 FSC-klagomål.docx
+++ b/klagomål/A 7034-2026 FSC-klagomål.docx
@@ -743,7 +743,7 @@
     <w:r>
       <w:tab/>
       <w:tab/>
-      <w:t>2026-08-23</w:t>
+      <w:t>2026-08-24</w:t>
       <w:br/>
       <w:br/>
     </w:r>

--- a/klagomål/A 7034-2026 FSC-klagomål.docx
+++ b/klagomål/A 7034-2026 FSC-klagomål.docx
@@ -743,7 +743,7 @@
     <w:r>
       <w:tab/>
       <w:tab/>
-      <w:t>2026-08-24</w:t>
+      <w:t>2026-08-25</w:t>
       <w:br/>
       <w:br/>
     </w:r>

--- a/klagomål/A 7034-2026 FSC-klagomål.docx
+++ b/klagomål/A 7034-2026 FSC-klagomål.docx
@@ -743,7 +743,7 @@
     <w:r>
       <w:tab/>
       <w:tab/>
-      <w:t>2026-08-25</w:t>
+      <w:t>2026-08-26</w:t>
       <w:br/>
       <w:br/>
     </w:r>

--- a/klagomål/A 7034-2026 FSC-klagomål.docx
+++ b/klagomål/A 7034-2026 FSC-klagomål.docx
@@ -743,7 +743,7 @@
     <w:r>
       <w:tab/>
       <w:tab/>
-      <w:t>2026-08-26</w:t>
+      <w:t>2026-08-27</w:t>
       <w:br/>
       <w:br/>
     </w:r>

--- a/klagomål/A 7034-2026 FSC-klagomål.docx
+++ b/klagomål/A 7034-2026 FSC-klagomål.docx
@@ -743,7 +743,7 @@
     <w:r>
       <w:tab/>
       <w:tab/>
-      <w:t>2026-08-27</w:t>
+      <w:t>2026-08-28</w:t>
       <w:br/>
       <w:br/>
     </w:r>

--- a/klagomål/A 7034-2026 FSC-klagomål.docx
+++ b/klagomål/A 7034-2026 FSC-klagomål.docx
@@ -743,7 +743,7 @@
     <w:r>
       <w:tab/>
       <w:tab/>
-      <w:t>2026-08-28</w:t>
+      <w:t>2026-08-29</w:t>
       <w:br/>
       <w:br/>
     </w:r>

--- a/klagomål/A 7034-2026 FSC-klagomål.docx
+++ b/klagomål/A 7034-2026 FSC-klagomål.docx
@@ -743,7 +743,7 @@
     <w:r>
       <w:tab/>
       <w:tab/>
-      <w:t>2026-08-29</w:t>
+      <w:t>2026-08-31</w:t>
       <w:br/>
       <w:br/>
     </w:r>

--- a/klagomål/A 7034-2026 FSC-klagomål.docx
+++ b/klagomål/A 7034-2026 FSC-klagomål.docx
@@ -743,7 +743,7 @@
     <w:r>
       <w:tab/>
       <w:tab/>
-      <w:t>2026-08-31</w:t>
+      <w:t>2026-09-01</w:t>
       <w:br/>
       <w:br/>
     </w:r>

--- a/klagomål/A 7034-2026 FSC-klagomål.docx
+++ b/klagomål/A 7034-2026 FSC-klagomål.docx
@@ -743,7 +743,7 @@
     <w:r>
       <w:tab/>
       <w:tab/>
-      <w:t>2026-09-01</w:t>
+      <w:t>2026-09-02</w:t>
       <w:br/>
       <w:br/>
     </w:r>

--- a/klagomål/A 7034-2026 FSC-klagomål.docx
+++ b/klagomål/A 7034-2026 FSC-klagomål.docx
@@ -743,7 +743,7 @@
     <w:r>
       <w:tab/>
       <w:tab/>
-      <w:t>2026-09-02</w:t>
+      <w:t>2026-09-03</w:t>
       <w:br/>
       <w:br/>
     </w:r>

--- a/klagomål/A 7034-2026 FSC-klagomål.docx
+++ b/klagomål/A 7034-2026 FSC-klagomål.docx
@@ -743,7 +743,7 @@
     <w:r>
       <w:tab/>
       <w:tab/>
-      <w:t>2026-09-03</w:t>
+      <w:t>2026-09-04</w:t>
       <w:br/>
       <w:br/>
     </w:r>

--- a/klagomål/A 7034-2026 FSC-klagomål.docx
+++ b/klagomål/A 7034-2026 FSC-klagomål.docx
@@ -743,7 +743,7 @@
     <w:r>
       <w:tab/>
       <w:tab/>
-      <w:t>2026-09-04</w:t>
+      <w:t>2026-09-05</w:t>
       <w:br/>
       <w:br/>
     </w:r>

--- a/klagomål/A 7034-2026 FSC-klagomål.docx
+++ b/klagomål/A 7034-2026 FSC-klagomål.docx
@@ -743,7 +743,7 @@
     <w:r>
       <w:tab/>
       <w:tab/>
-      <w:t>2026-09-05</w:t>
+      <w:t>2026-09-06</w:t>
       <w:br/>
       <w:br/>
     </w:r>

--- a/klagomål/A 7034-2026 FSC-klagomål.docx
+++ b/klagomål/A 7034-2026 FSC-klagomål.docx
@@ -743,7 +743,7 @@
     <w:r>
       <w:tab/>
       <w:tab/>
-      <w:t>2026-09-06</w:t>
+      <w:t>2026-09-07</w:t>
       <w:br/>
       <w:br/>
     </w:r>

--- a/klagomål/A 7034-2026 FSC-klagomål.docx
+++ b/klagomål/A 7034-2026 FSC-klagomål.docx
@@ -743,7 +743,7 @@
     <w:r>
       <w:tab/>
       <w:tab/>
-      <w:t>2026-09-07</w:t>
+      <w:t>2026-09-08</w:t>
       <w:br/>
       <w:br/>
     </w:r>

--- a/klagomål/A 7034-2026 FSC-klagomål.docx
+++ b/klagomål/A 7034-2026 FSC-klagomål.docx
@@ -743,7 +743,7 @@
     <w:r>
       <w:tab/>
       <w:tab/>
-      <w:t>2026-09-08</w:t>
+      <w:t>2026-09-09</w:t>
       <w:br/>
       <w:br/>
     </w:r>

--- a/klagomål/A 7034-2026 FSC-klagomål.docx
+++ b/klagomål/A 7034-2026 FSC-klagomål.docx
@@ -743,7 +743,7 @@
     <w:r>
       <w:tab/>
       <w:tab/>
-      <w:t>2026-09-09</w:t>
+      <w:t>2026-09-10</w:t>
       <w:br/>
       <w:br/>
     </w:r>

--- a/klagomål/A 7034-2026 FSC-klagomål.docx
+++ b/klagomål/A 7034-2026 FSC-klagomål.docx
@@ -743,7 +743,7 @@
     <w:r>
       <w:tab/>
       <w:tab/>
-      <w:t>2026-09-10</w:t>
+      <w:t>2026-09-11</w:t>
       <w:br/>
       <w:br/>
     </w:r>

--- a/klagomål/A 7034-2026 FSC-klagomål.docx
+++ b/klagomål/A 7034-2026 FSC-klagomål.docx
@@ -743,7 +743,7 @@
     <w:r>
       <w:tab/>
       <w:tab/>
-      <w:t>2026-09-11</w:t>
+      <w:t>2026-09-12</w:t>
       <w:br/>
       <w:br/>
     </w:r>

--- a/klagomål/A 7034-2026 FSC-klagomål.docx
+++ b/klagomål/A 7034-2026 FSC-klagomål.docx
@@ -743,7 +743,7 @@
     <w:r>
       <w:tab/>
       <w:tab/>
-      <w:t>2026-09-12</w:t>
+      <w:t>2026-09-13</w:t>
       <w:br/>
       <w:br/>
     </w:r>
